--- a/regular-expression/rex.docx
+++ b/regular-expression/rex.docx
@@ -53,7 +53,23 @@
           <w:b/>
           <w:bCs/>
         </w:rPr>
-        <w:t>$exp = "/w3schools/i";</w:t>
+        <w:t>$exp = "/w3schools/</w:t>
+      </w:r>
+      <w:proofErr w:type="spellStart"/>
+      <w:r>
+        <w:rPr>
+          <w:b/>
+          <w:bCs/>
+        </w:rPr>
+        <w:t>i</w:t>
+      </w:r>
+      <w:proofErr w:type="spellEnd"/>
+      <w:r>
+        <w:rPr>
+          <w:b/>
+          <w:bCs/>
+        </w:rPr>
+        <w:t>";</w:t>
       </w:r>
     </w:p>
     <w:p>
@@ -119,12 +135,21 @@
       </w:r>
     </w:p>
     <w:p>
+      <w:proofErr w:type="spellStart"/>
       <w:r>
         <w:rPr>
           <w:b/>
           <w:bCs/>
         </w:rPr>
-        <w:t>preg_match()</w:t>
+        <w:t>preg_match</w:t>
+      </w:r>
+      <w:proofErr w:type="spellEnd"/>
+      <w:r>
+        <w:rPr>
+          <w:b/>
+          <w:bCs/>
+        </w:rPr>
+        <w:t>()</w:t>
       </w:r>
       <w:r>
         <w:rPr>
@@ -135,8 +160,6 @@
       </w:r>
       <w:r>
         <w:tab/>
-      </w:r>
-      <w:r>
         <w:t>Returns 1 if the pattern was found in the string and 0 if not</w:t>
       </w:r>
     </w:p>
@@ -144,28 +167,46 @@
       <w:pPr>
         <w:ind w:left="2160" w:hanging="2160"/>
       </w:pPr>
+      <w:proofErr w:type="spellStart"/>
       <w:r>
         <w:rPr>
           <w:b/>
           <w:bCs/>
         </w:rPr>
-        <w:t>preg_match_all()</w:t>
-      </w:r>
-      <w:r>
-        <w:tab/>
-        <w:t xml:space="preserve">Returns the number of times the pattern was found in the string, which </w:t>
-      </w:r>
-      <w:r>
-        <w:t>may also be 0</w:t>
-      </w:r>
-    </w:p>
-    <w:p>
+        <w:t>preg_match_all</w:t>
+      </w:r>
+      <w:proofErr w:type="spellEnd"/>
       <w:r>
         <w:rPr>
           <w:b/>
           <w:bCs/>
         </w:rPr>
-        <w:t>preg_replace()</w:t>
+        <w:t>()</w:t>
+      </w:r>
+      <w:r>
+        <w:tab/>
+        <w:t xml:space="preserve">Returns the number of times the pattern was found in the string, which </w:t>
+      </w:r>
+      <w:r>
+        <w:t>may also be 0</w:t>
+      </w:r>
+    </w:p>
+    <w:p>
+      <w:proofErr w:type="spellStart"/>
+      <w:r>
+        <w:rPr>
+          <w:b/>
+          <w:bCs/>
+        </w:rPr>
+        <w:t>preg_replace</w:t>
+      </w:r>
+      <w:proofErr w:type="spellEnd"/>
+      <w:r>
+        <w:rPr>
+          <w:b/>
+          <w:bCs/>
+        </w:rPr>
+        <w:t>()</w:t>
       </w:r>
       <w:r>
         <w:rPr>
@@ -200,12 +241,21 @@
       <w:pPr>
         <w:ind w:left="1440" w:hanging="1710"/>
       </w:pPr>
+      <w:proofErr w:type="spellStart"/>
       <w:r>
         <w:rPr>
           <w:b/>
           <w:bCs/>
         </w:rPr>
-        <w:t>preg_match()</w:t>
+        <w:t>preg_match</w:t>
+      </w:r>
+      <w:proofErr w:type="spellEnd"/>
+      <w:r>
+        <w:rPr>
+          <w:b/>
+          <w:bCs/>
+        </w:rPr>
+        <w:t>()</w:t>
       </w:r>
       <w:r>
         <w:rPr>
@@ -231,12 +281,31 @@
         <w:ind w:left="1440" w:hanging="1620"/>
       </w:pPr>
       <w:r>
-        <w:t xml:space="preserve"> another string</w:t>
+        <w:t xml:space="preserve"> another string ";</w:t>
+      </w:r>
+    </w:p>
+    <w:p>
+      <w:pPr>
+        <w:ind w:left="1440" w:hanging="1620"/>
+      </w:pPr>
+      <w:r>
+        <w:t>$pattern = "/</w:t>
       </w:r>
       <w:r>
         <w:t xml:space="preserve"> </w:t>
       </w:r>
       <w:r>
+        <w:t xml:space="preserve">string </w:t>
+      </w:r>
+      <w:r>
+        <w:t>/</w:t>
+      </w:r>
+      <w:proofErr w:type="spellStart"/>
+      <w:r>
+        <w:t>i</w:t>
+      </w:r>
+      <w:proofErr w:type="spellEnd"/>
+      <w:r>
         <w:t>";</w:t>
       </w:r>
     </w:p>
@@ -245,117 +314,150 @@
         <w:ind w:left="1440" w:hanging="1620"/>
       </w:pPr>
       <w:r>
-        <w:t>$pattern = "/</w:t>
-      </w:r>
-      <w:r>
-        <w:t xml:space="preserve"> </w:t>
-      </w:r>
-      <w:r>
-        <w:t xml:space="preserve">string </w:t>
-      </w:r>
-      <w:r>
-        <w:t>/i";</w:t>
-      </w:r>
-    </w:p>
-    <w:p>
-      <w:pPr>
-        <w:ind w:left="1440" w:hanging="1620"/>
-      </w:pPr>
-      <w:r>
-        <w:t>echo preg_match($pattern, $str);</w:t>
-      </w:r>
-    </w:p>
-    <w:p>
-      <w:pPr>
-        <w:ind w:left="1440" w:hanging="1620"/>
-      </w:pPr>
-    </w:p>
-    <w:p>
-      <w:pPr>
-        <w:ind w:left="1440" w:hanging="1620"/>
-      </w:pPr>
-    </w:p>
-    <w:p>
-      <w:pPr>
-        <w:ind w:left="1440" w:hanging="1620"/>
-      </w:pPr>
+        <w:t xml:space="preserve">echo </w:t>
+      </w:r>
+      <w:proofErr w:type="spellStart"/>
+      <w:r>
+        <w:t>preg_match</w:t>
+      </w:r>
+      <w:proofErr w:type="spellEnd"/>
+      <w:r>
+        <w:t>($pattern, $str);</w:t>
+      </w:r>
+    </w:p>
+    <w:p>
+      <w:pPr>
+        <w:ind w:left="1440" w:hanging="1620"/>
+      </w:pPr>
+    </w:p>
+    <w:p>
+      <w:pPr>
+        <w:ind w:left="1440" w:hanging="1620"/>
+      </w:pPr>
+    </w:p>
+    <w:p>
+      <w:pPr>
+        <w:ind w:left="1440" w:hanging="1620"/>
+      </w:pPr>
+      <w:proofErr w:type="spellStart"/>
       <w:r>
         <w:rPr>
           <w:b/>
           <w:bCs/>
         </w:rPr>
         <w:lastRenderedPageBreak/>
-        <w:t>preg_match_all()</w:t>
-      </w:r>
-    </w:p>
-    <w:p>
-      <w:pPr>
-        <w:ind w:left="1440" w:hanging="1620"/>
-      </w:pPr>
-    </w:p>
-    <w:p>
-      <w:pPr>
-        <w:ind w:left="1440" w:hanging="1620"/>
-      </w:pPr>
-      <w:r>
-        <w:t>$str = "The rain in SPAIN falls mainly on the plains.";</w:t>
-      </w:r>
-    </w:p>
-    <w:p>
-      <w:pPr>
-        <w:ind w:left="1440" w:hanging="1620"/>
-      </w:pPr>
-      <w:r>
-        <w:t>$pattern = "/ain/i";</w:t>
-      </w:r>
-    </w:p>
-    <w:p>
-      <w:pPr>
-        <w:ind w:left="1440" w:hanging="1620"/>
-      </w:pPr>
-      <w:r>
-        <w:t>echo preg_match_all($pattern, $str);</w:t>
-      </w:r>
-    </w:p>
-    <w:p>
-      <w:pPr>
-        <w:ind w:left="1440" w:hanging="1620"/>
-      </w:pPr>
-    </w:p>
-    <w:p>
-      <w:pPr>
-        <w:ind w:left="1440" w:hanging="1620"/>
-      </w:pPr>
-    </w:p>
-    <w:p>
-      <w:pPr>
-        <w:ind w:left="1440" w:hanging="1620"/>
-      </w:pPr>
-    </w:p>
-    <w:p>
-      <w:pPr>
-        <w:ind w:left="1440" w:hanging="1620"/>
-      </w:pPr>
-    </w:p>
-    <w:p>
-      <w:pPr>
-        <w:ind w:left="1440" w:hanging="1620"/>
-      </w:pPr>
-    </w:p>
-    <w:p>
-      <w:pPr>
-        <w:ind w:left="1440" w:hanging="1620"/>
+        <w:t>preg_match_all</w:t>
+      </w:r>
+      <w:proofErr w:type="spellEnd"/>
+      <w:r>
         <w:rPr>
           <w:b/>
           <w:bCs/>
         </w:rPr>
-      </w:pPr>
-      <w:r>
+        <w:t>()</w:t>
+      </w:r>
+    </w:p>
+    <w:p>
+      <w:pPr>
+        <w:ind w:left="1440" w:hanging="1620"/>
+      </w:pPr>
+    </w:p>
+    <w:p>
+      <w:pPr>
+        <w:ind w:left="1440" w:hanging="1620"/>
+      </w:pPr>
+      <w:r>
+        <w:t>$str = "The rain in SPAIN falls mainly on the plains.";</w:t>
+      </w:r>
+    </w:p>
+    <w:p>
+      <w:pPr>
+        <w:ind w:left="1440" w:hanging="1620"/>
+      </w:pPr>
+      <w:r>
+        <w:t>$pattern = "/</w:t>
+      </w:r>
+      <w:proofErr w:type="spellStart"/>
+      <w:r>
+        <w:t>ain</w:t>
+      </w:r>
+      <w:proofErr w:type="spellEnd"/>
+      <w:r>
+        <w:t>/</w:t>
+      </w:r>
+      <w:proofErr w:type="spellStart"/>
+      <w:r>
+        <w:t>i</w:t>
+      </w:r>
+      <w:proofErr w:type="spellEnd"/>
+      <w:r>
+        <w:t>";</w:t>
+      </w:r>
+    </w:p>
+    <w:p>
+      <w:pPr>
+        <w:ind w:left="1440" w:hanging="1620"/>
+      </w:pPr>
+      <w:r>
+        <w:t xml:space="preserve">echo </w:t>
+      </w:r>
+      <w:proofErr w:type="spellStart"/>
+      <w:r>
+        <w:t>preg_match_all</w:t>
+      </w:r>
+      <w:proofErr w:type="spellEnd"/>
+      <w:r>
+        <w:t>($pattern, $str);</w:t>
+      </w:r>
+    </w:p>
+    <w:p>
+      <w:pPr>
+        <w:ind w:left="1440" w:hanging="1620"/>
+      </w:pPr>
+    </w:p>
+    <w:p>
+      <w:pPr>
+        <w:ind w:left="1440" w:hanging="1620"/>
+      </w:pPr>
+    </w:p>
+    <w:p>
+      <w:pPr>
+        <w:ind w:left="1440" w:hanging="1620"/>
+      </w:pPr>
+    </w:p>
+    <w:p>
+      <w:pPr>
+        <w:ind w:left="1440" w:hanging="1620"/>
+      </w:pPr>
+    </w:p>
+    <w:p>
+      <w:pPr>
+        <w:ind w:left="1440" w:hanging="1620"/>
+      </w:pPr>
+    </w:p>
+    <w:p>
+      <w:pPr>
+        <w:ind w:left="1440" w:hanging="1620"/>
         <w:rPr>
           <w:b/>
           <w:bCs/>
         </w:rPr>
-        <w:t>preg_replace()</w:t>
+      </w:pPr>
+      <w:proofErr w:type="spellStart"/>
+      <w:r>
+        <w:rPr>
+          <w:b/>
+          <w:bCs/>
+        </w:rPr>
+        <w:t>preg_replace</w:t>
+      </w:r>
+      <w:proofErr w:type="spellEnd"/>
+      <w:r>
+        <w:rPr>
+          <w:b/>
+          <w:bCs/>
+        </w:rPr>
+        <w:t>()</w:t>
       </w:r>
       <w:r>
         <w:rPr>
@@ -369,8 +471,13 @@
       <w:pPr>
         <w:ind w:left="1440" w:hanging="1620"/>
       </w:pPr>
-      <w:r>
-        <w:t>preg_replace() function will replace all of the matches of the pattern in a string with another string.</w:t>
+      <w:proofErr w:type="spellStart"/>
+      <w:r>
+        <w:t>preg_replace</w:t>
+      </w:r>
+      <w:proofErr w:type="spellEnd"/>
+      <w:r>
+        <w:t>() function will replace all of the matches of the pattern in a string with another string.</w:t>
       </w:r>
     </w:p>
     <w:p>
@@ -391,15 +498,39 @@
         <w:ind w:left="1440" w:hanging="1620"/>
       </w:pPr>
       <w:r>
-        <w:t>$pattern = "/microsoft/i";</w:t>
-      </w:r>
-    </w:p>
-    <w:p>
-      <w:pPr>
-        <w:ind w:left="1440" w:hanging="1620"/>
-      </w:pPr>
-      <w:r>
-        <w:t>echo preg_replace($pattern, "W3Schools", $str);</w:t>
+        <w:t>$pattern = "/</w:t>
+      </w:r>
+      <w:proofErr w:type="spellStart"/>
+      <w:r>
+        <w:t>microsoft</w:t>
+      </w:r>
+      <w:proofErr w:type="spellEnd"/>
+      <w:r>
+        <w:t>/</w:t>
+      </w:r>
+      <w:proofErr w:type="spellStart"/>
+      <w:r>
+        <w:t>i</w:t>
+      </w:r>
+      <w:proofErr w:type="spellEnd"/>
+      <w:r>
+        <w:t>";</w:t>
+      </w:r>
+    </w:p>
+    <w:p>
+      <w:pPr>
+        <w:ind w:left="1440" w:hanging="1620"/>
+      </w:pPr>
+      <w:r>
+        <w:t xml:space="preserve">echo </w:t>
+      </w:r>
+      <w:proofErr w:type="spellStart"/>
+      <w:r>
+        <w:t>preg_replace</w:t>
+      </w:r>
+      <w:proofErr w:type="spellEnd"/>
+      <w:r>
+        <w:t>($pattern, "W3Schools", $str);</w:t>
       </w:r>
     </w:p>
     <w:p>
@@ -489,11 +620,6 @@
       <w:pPr>
         <w:ind w:left="1440" w:hanging="1620"/>
       </w:pPr>
-    </w:p>
-    <w:p>
-      <w:pPr>
-        <w:ind w:left="1440" w:hanging="1620"/>
-      </w:pPr>
       <w:r>
         <w:t>// Replacement string</w:t>
       </w:r>
@@ -510,11 +636,6 @@
       <w:pPr>
         <w:ind w:left="1440" w:hanging="1620"/>
       </w:pPr>
-    </w:p>
-    <w:p>
-      <w:pPr>
-        <w:ind w:left="1440" w:hanging="1620"/>
-      </w:pPr>
       <w:r>
         <w:t>// Perform the replacement with no limit</w:t>
       </w:r>
@@ -524,13 +645,16 @@
         <w:ind w:left="1440" w:hanging="1620"/>
       </w:pPr>
       <w:r>
-        <w:t>$result = preg_replace($pattern, $replacement, $text);</w:t>
-      </w:r>
-    </w:p>
-    <w:p>
-      <w:pPr>
-        <w:ind w:left="1440" w:hanging="1620"/>
-      </w:pPr>
+        <w:t xml:space="preserve">$result = </w:t>
+      </w:r>
+      <w:proofErr w:type="spellStart"/>
+      <w:r>
+        <w:t>preg_replace</w:t>
+      </w:r>
+      <w:proofErr w:type="spellEnd"/>
+      <w:r>
+        <w:t>($pattern, $replacement, $text);</w:t>
+      </w:r>
     </w:p>
     <w:p>
       <w:pPr>
@@ -548,6 +672,2509 @@
         <w:t>echo $result;</w:t>
       </w:r>
     </w:p>
+    <w:p>
+      <w:pPr>
+        <w:ind w:left="1440" w:hanging="1620"/>
+      </w:pPr>
+      <w:r>
+        <w:t>/pattern/modifiers</w:t>
+      </w:r>
+    </w:p>
+    <w:p>
+      <w:pPr>
+        <w:ind w:left="1440" w:hanging="1620"/>
+      </w:pPr>
+    </w:p>
+    <w:tbl>
+      <w:tblPr>
+        <w:tblStyle w:val="PlainTable1"/>
+        <w:tblpPr w:leftFromText="180" w:rightFromText="180" w:vertAnchor="text" w:horzAnchor="margin" w:tblpY="151"/>
+        <w:tblW w:w="9875" w:type="dxa"/>
+        <w:tblLook w:val="04A0" w:firstRow="1" w:lastRow="0" w:firstColumn="1" w:lastColumn="0" w:noHBand="0" w:noVBand="1"/>
+      </w:tblPr>
+      <w:tblGrid>
+        <w:gridCol w:w="1691"/>
+        <w:gridCol w:w="1851"/>
+        <w:gridCol w:w="2681"/>
+        <w:gridCol w:w="3652"/>
+      </w:tblGrid>
+      <w:tr>
+        <w:trPr>
+          <w:cnfStyle w:val="100000000000" w:firstRow="1" w:lastRow="0" w:firstColumn="0" w:lastColumn="0" w:oddVBand="0" w:evenVBand="0" w:oddHBand="0" w:evenHBand="0" w:firstRowFirstColumn="0" w:firstRowLastColumn="0" w:lastRowFirstColumn="0" w:lastRowLastColumn="0"/>
+          <w:trHeight w:val="414"/>
+        </w:trPr>
+        <w:tc>
+          <w:tcPr>
+            <w:cnfStyle w:val="001000000000" w:firstRow="0" w:lastRow="0" w:firstColumn="1" w:lastColumn="0" w:oddVBand="0" w:evenVBand="0" w:oddHBand="0" w:evenHBand="0" w:firstRowFirstColumn="0" w:firstRowLastColumn="0" w:lastRowFirstColumn="0" w:lastRowLastColumn="0"/>
+            <w:tcW w:w="0" w:type="auto"/>
+            <w:hideMark/>
+          </w:tcPr>
+          <w:p>
+            <w:pPr>
+              <w:jc w:val="center"/>
+              <w:rPr>
+                <w:rFonts w:ascii="Times New Roman" w:eastAsia="Times New Roman" w:hAnsi="Times New Roman" w:cs="Times New Roman"/>
+                <w:kern w:val="0"/>
+                <w14:ligatures w14:val="none"/>
+              </w:rPr>
+            </w:pPr>
+            <w:r>
+              <w:rPr>
+                <w:rFonts w:ascii="Times New Roman" w:eastAsia="Times New Roman" w:hAnsi="Times New Roman" w:cs="Times New Roman"/>
+                <w:kern w:val="0"/>
+                <w14:ligatures w14:val="none"/>
+              </w:rPr>
+              <w:t>Symbol</w:t>
+            </w:r>
+          </w:p>
+        </w:tc>
+        <w:tc>
+          <w:tcPr>
+            <w:tcW w:w="0" w:type="auto"/>
+            <w:hideMark/>
+          </w:tcPr>
+          <w:p>
+            <w:pPr>
+              <w:jc w:val="center"/>
+              <w:cnfStyle w:val="100000000000" w:firstRow="1" w:lastRow="0" w:firstColumn="0" w:lastColumn="0" w:oddVBand="0" w:evenVBand="0" w:oddHBand="0" w:evenHBand="0" w:firstRowFirstColumn="0" w:firstRowLastColumn="0" w:lastRowFirstColumn="0" w:lastRowLastColumn="0"/>
+              <w:rPr>
+                <w:rFonts w:ascii="Times New Roman" w:eastAsia="Times New Roman" w:hAnsi="Times New Roman" w:cs="Times New Roman"/>
+                <w:kern w:val="0"/>
+                <w14:ligatures w14:val="none"/>
+              </w:rPr>
+            </w:pPr>
+            <w:r>
+              <w:rPr>
+                <w:rFonts w:ascii="Times New Roman" w:eastAsia="Times New Roman" w:hAnsi="Times New Roman" w:cs="Times New Roman"/>
+                <w:kern w:val="0"/>
+                <w14:ligatures w14:val="none"/>
+              </w:rPr>
+              <w:t>Name</w:t>
+            </w:r>
+          </w:p>
+        </w:tc>
+        <w:tc>
+          <w:tcPr>
+            <w:tcW w:w="0" w:type="auto"/>
+            <w:hideMark/>
+          </w:tcPr>
+          <w:p>
+            <w:pPr>
+              <w:jc w:val="center"/>
+              <w:cnfStyle w:val="100000000000" w:firstRow="1" w:lastRow="0" w:firstColumn="0" w:lastColumn="0" w:oddVBand="0" w:evenVBand="0" w:oddHBand="0" w:evenHBand="0" w:firstRowFirstColumn="0" w:firstRowLastColumn="0" w:lastRowFirstColumn="0" w:lastRowLastColumn="0"/>
+              <w:rPr>
+                <w:rFonts w:ascii="Times New Roman" w:eastAsia="Times New Roman" w:hAnsi="Times New Roman" w:cs="Times New Roman"/>
+                <w:kern w:val="0"/>
+                <w14:ligatures w14:val="none"/>
+              </w:rPr>
+            </w:pPr>
+            <w:r>
+              <w:rPr>
+                <w:rFonts w:ascii="Times New Roman" w:eastAsia="Times New Roman" w:hAnsi="Times New Roman" w:cs="Times New Roman"/>
+                <w:kern w:val="0"/>
+                <w14:ligatures w14:val="none"/>
+              </w:rPr>
+              <w:t>Meaning</w:t>
+            </w:r>
+          </w:p>
+        </w:tc>
+        <w:tc>
+          <w:tcPr>
+            <w:tcW w:w="0" w:type="auto"/>
+            <w:hideMark/>
+          </w:tcPr>
+          <w:p>
+            <w:pPr>
+              <w:jc w:val="center"/>
+              <w:cnfStyle w:val="100000000000" w:firstRow="1" w:lastRow="0" w:firstColumn="0" w:lastColumn="0" w:oddVBand="0" w:evenVBand="0" w:oddHBand="0" w:evenHBand="0" w:firstRowFirstColumn="0" w:firstRowLastColumn="0" w:lastRowFirstColumn="0" w:lastRowLastColumn="0"/>
+              <w:rPr>
+                <w:rFonts w:ascii="Times New Roman" w:eastAsia="Times New Roman" w:hAnsi="Times New Roman" w:cs="Times New Roman"/>
+                <w:kern w:val="0"/>
+                <w14:ligatures w14:val="none"/>
+              </w:rPr>
+            </w:pPr>
+            <w:r>
+              <w:rPr>
+                <w:rFonts w:ascii="Times New Roman" w:eastAsia="Times New Roman" w:hAnsi="Times New Roman" w:cs="Times New Roman"/>
+                <w:kern w:val="0"/>
+                <w14:ligatures w14:val="none"/>
+              </w:rPr>
+              <w:t>Example</w:t>
+            </w:r>
+          </w:p>
+        </w:tc>
+      </w:tr>
+      <w:tr>
+        <w:trPr>
+          <w:cnfStyle w:val="000000100000" w:firstRow="0" w:lastRow="0" w:firstColumn="0" w:lastColumn="0" w:oddVBand="0" w:evenVBand="0" w:oddHBand="1" w:evenHBand="0" w:firstRowFirstColumn="0" w:firstRowLastColumn="0" w:lastRowFirstColumn="0" w:lastRowLastColumn="0"/>
+          <w:trHeight w:val="437"/>
+        </w:trPr>
+        <w:tc>
+          <w:tcPr>
+            <w:cnfStyle w:val="001000000000" w:firstRow="0" w:lastRow="0" w:firstColumn="1" w:lastColumn="0" w:oddVBand="0" w:evenVBand="0" w:oddHBand="0" w:evenHBand="0" w:firstRowFirstColumn="0" w:firstRowLastColumn="0" w:lastRowFirstColumn="0" w:lastRowLastColumn="0"/>
+            <w:tcW w:w="0" w:type="auto"/>
+            <w:hideMark/>
+          </w:tcPr>
+          <w:p>
+            <w:pPr>
+              <w:rPr>
+                <w:rFonts w:ascii="Times New Roman" w:eastAsia="Times New Roman" w:hAnsi="Times New Roman" w:cs="Times New Roman"/>
+                <w:kern w:val="0"/>
+                <w14:ligatures w14:val="none"/>
+              </w:rPr>
+            </w:pPr>
+            <w:r>
+              <w:rPr>
+                <w:rFonts w:ascii="Courier New" w:eastAsia="Times New Roman" w:hAnsi="Courier New" w:cs="Courier New"/>
+                <w:kern w:val="0"/>
+                <w:sz w:val="20"/>
+                <w:szCs w:val="20"/>
+                <w14:ligatures w14:val="none"/>
+              </w:rPr>
+              <w:t>.</w:t>
+            </w:r>
+          </w:p>
+        </w:tc>
+        <w:tc>
+          <w:tcPr>
+            <w:tcW w:w="0" w:type="auto"/>
+            <w:hideMark/>
+          </w:tcPr>
+          <w:p>
+            <w:pPr>
+              <w:cnfStyle w:val="000000100000" w:firstRow="0" w:lastRow="0" w:firstColumn="0" w:lastColumn="0" w:oddVBand="0" w:evenVBand="0" w:oddHBand="1" w:evenHBand="0" w:firstRowFirstColumn="0" w:firstRowLastColumn="0" w:lastRowFirstColumn="0" w:lastRowLastColumn="0"/>
+              <w:rPr>
+                <w:rFonts w:ascii="Times New Roman" w:eastAsia="Times New Roman" w:hAnsi="Times New Roman" w:cs="Times New Roman"/>
+                <w:kern w:val="0"/>
+                <w14:ligatures w14:val="none"/>
+              </w:rPr>
+            </w:pPr>
+            <w:r>
+              <w:rPr>
+                <w:rFonts w:ascii="Times New Roman" w:eastAsia="Times New Roman" w:hAnsi="Times New Roman" w:cs="Times New Roman"/>
+                <w:kern w:val="0"/>
+                <w14:ligatures w14:val="none"/>
+              </w:rPr>
+              <w:t>Dot</w:t>
+            </w:r>
+          </w:p>
+        </w:tc>
+        <w:tc>
+          <w:tcPr>
+            <w:tcW w:w="0" w:type="auto"/>
+            <w:hideMark/>
+          </w:tcPr>
+          <w:p>
+            <w:pPr>
+              <w:cnfStyle w:val="000000100000" w:firstRow="0" w:lastRow="0" w:firstColumn="0" w:lastColumn="0" w:oddVBand="0" w:evenVBand="0" w:oddHBand="1" w:evenHBand="0" w:firstRowFirstColumn="0" w:firstRowLastColumn="0" w:lastRowFirstColumn="0" w:lastRowLastColumn="0"/>
+              <w:rPr>
+                <w:rFonts w:ascii="Times New Roman" w:eastAsia="Times New Roman" w:hAnsi="Times New Roman" w:cs="Times New Roman"/>
+                <w:kern w:val="0"/>
+                <w14:ligatures w14:val="none"/>
+              </w:rPr>
+            </w:pPr>
+            <w:r>
+              <w:rPr>
+                <w:rFonts w:ascii="Times New Roman" w:eastAsia="Times New Roman" w:hAnsi="Times New Roman" w:cs="Times New Roman"/>
+                <w:kern w:val="0"/>
+                <w14:ligatures w14:val="none"/>
+              </w:rPr>
+              <w:t>Any character</w:t>
+            </w:r>
+          </w:p>
+        </w:tc>
+        <w:tc>
+          <w:tcPr>
+            <w:tcW w:w="0" w:type="auto"/>
+            <w:hideMark/>
+          </w:tcPr>
+          <w:p>
+            <w:pPr>
+              <w:cnfStyle w:val="000000100000" w:firstRow="0" w:lastRow="0" w:firstColumn="0" w:lastColumn="0" w:oddVBand="0" w:evenVBand="0" w:oddHBand="1" w:evenHBand="0" w:firstRowFirstColumn="0" w:firstRowLastColumn="0" w:lastRowFirstColumn="0" w:lastRowLastColumn="0"/>
+              <w:rPr>
+                <w:rFonts w:ascii="Times New Roman" w:eastAsia="Times New Roman" w:hAnsi="Times New Roman" w:cs="Times New Roman"/>
+                <w:kern w:val="0"/>
+                <w14:ligatures w14:val="none"/>
+              </w:rPr>
+            </w:pPr>
+            <w:proofErr w:type="spellStart"/>
+            <w:r>
+              <w:rPr>
+                <w:rFonts w:ascii="Courier New" w:eastAsia="Times New Roman" w:hAnsi="Courier New" w:cs="Courier New"/>
+                <w:kern w:val="0"/>
+                <w:sz w:val="20"/>
+                <w:szCs w:val="20"/>
+                <w14:ligatures w14:val="none"/>
+              </w:rPr>
+              <w:t>a.b</w:t>
+            </w:r>
+            <w:proofErr w:type="spellEnd"/>
+          </w:p>
+        </w:tc>
+      </w:tr>
+      <w:tr>
+        <w:trPr>
+          <w:trHeight w:val="414"/>
+        </w:trPr>
+        <w:tc>
+          <w:tcPr>
+            <w:cnfStyle w:val="001000000000" w:firstRow="0" w:lastRow="0" w:firstColumn="1" w:lastColumn="0" w:oddVBand="0" w:evenVBand="0" w:oddHBand="0" w:evenHBand="0" w:firstRowFirstColumn="0" w:firstRowLastColumn="0" w:lastRowFirstColumn="0" w:lastRowLastColumn="0"/>
+            <w:tcW w:w="0" w:type="auto"/>
+            <w:hideMark/>
+          </w:tcPr>
+          <w:p>
+            <w:pPr>
+              <w:rPr>
+                <w:rFonts w:ascii="Times New Roman" w:eastAsia="Times New Roman" w:hAnsi="Times New Roman" w:cs="Times New Roman"/>
+                <w:kern w:val="0"/>
+                <w14:ligatures w14:val="none"/>
+              </w:rPr>
+            </w:pPr>
+            <w:r>
+              <w:rPr>
+                <w:rFonts w:ascii="Courier New" w:eastAsia="Times New Roman" w:hAnsi="Courier New" w:cs="Courier New"/>
+                <w:kern w:val="0"/>
+                <w:sz w:val="20"/>
+                <w:szCs w:val="20"/>
+                <w14:ligatures w14:val="none"/>
+              </w:rPr>
+              <w:t>*</w:t>
+            </w:r>
+          </w:p>
+        </w:tc>
+        <w:tc>
+          <w:tcPr>
+            <w:tcW w:w="0" w:type="auto"/>
+            <w:hideMark/>
+          </w:tcPr>
+          <w:p>
+            <w:pPr>
+              <w:cnfStyle w:val="000000000000" w:firstRow="0" w:lastRow="0" w:firstColumn="0" w:lastColumn="0" w:oddVBand="0" w:evenVBand="0" w:oddHBand="0" w:evenHBand="0" w:firstRowFirstColumn="0" w:firstRowLastColumn="0" w:lastRowFirstColumn="0" w:lastRowLastColumn="0"/>
+              <w:rPr>
+                <w:rFonts w:ascii="Times New Roman" w:eastAsia="Times New Roman" w:hAnsi="Times New Roman" w:cs="Times New Roman"/>
+                <w:kern w:val="0"/>
+                <w14:ligatures w14:val="none"/>
+              </w:rPr>
+            </w:pPr>
+            <w:r>
+              <w:rPr>
+                <w:rFonts w:ascii="Times New Roman" w:eastAsia="Times New Roman" w:hAnsi="Times New Roman" w:cs="Times New Roman"/>
+                <w:kern w:val="0"/>
+                <w14:ligatures w14:val="none"/>
+              </w:rPr>
+              <w:t>Asterisk</w:t>
+            </w:r>
+          </w:p>
+        </w:tc>
+        <w:tc>
+          <w:tcPr>
+            <w:tcW w:w="0" w:type="auto"/>
+            <w:hideMark/>
+          </w:tcPr>
+          <w:p>
+            <w:pPr>
+              <w:cnfStyle w:val="000000000000" w:firstRow="0" w:lastRow="0" w:firstColumn="0" w:lastColumn="0" w:oddVBand="0" w:evenVBand="0" w:oddHBand="0" w:evenHBand="0" w:firstRowFirstColumn="0" w:firstRowLastColumn="0" w:lastRowFirstColumn="0" w:lastRowLastColumn="0"/>
+              <w:rPr>
+                <w:rFonts w:ascii="Times New Roman" w:eastAsia="Times New Roman" w:hAnsi="Times New Roman" w:cs="Times New Roman"/>
+                <w:kern w:val="0"/>
+                <w14:ligatures w14:val="none"/>
+              </w:rPr>
+            </w:pPr>
+            <w:r>
+              <w:rPr>
+                <w:rFonts w:ascii="Times New Roman" w:eastAsia="Times New Roman" w:hAnsi="Times New Roman" w:cs="Times New Roman"/>
+                <w:kern w:val="0"/>
+                <w14:ligatures w14:val="none"/>
+              </w:rPr>
+              <w:t>0 or more</w:t>
+            </w:r>
+          </w:p>
+        </w:tc>
+        <w:tc>
+          <w:tcPr>
+            <w:tcW w:w="0" w:type="auto"/>
+            <w:hideMark/>
+          </w:tcPr>
+          <w:p>
+            <w:pPr>
+              <w:cnfStyle w:val="000000000000" w:firstRow="0" w:lastRow="0" w:firstColumn="0" w:lastColumn="0" w:oddVBand="0" w:evenVBand="0" w:oddHBand="0" w:evenHBand="0" w:firstRowFirstColumn="0" w:firstRowLastColumn="0" w:lastRowFirstColumn="0" w:lastRowLastColumn="0"/>
+              <w:rPr>
+                <w:rFonts w:ascii="Times New Roman" w:eastAsia="Times New Roman" w:hAnsi="Times New Roman" w:cs="Times New Roman"/>
+                <w:kern w:val="0"/>
+                <w14:ligatures w14:val="none"/>
+              </w:rPr>
+            </w:pPr>
+            <w:r>
+              <w:rPr>
+                <w:rFonts w:ascii="Courier New" w:eastAsia="Times New Roman" w:hAnsi="Courier New" w:cs="Courier New"/>
+                <w:kern w:val="0"/>
+                <w:sz w:val="20"/>
+                <w:szCs w:val="20"/>
+                <w14:ligatures w14:val="none"/>
+              </w:rPr>
+              <w:t>go*</w:t>
+            </w:r>
+          </w:p>
+        </w:tc>
+      </w:tr>
+      <w:tr>
+        <w:trPr>
+          <w:cnfStyle w:val="000000100000" w:firstRow="0" w:lastRow="0" w:firstColumn="0" w:lastColumn="0" w:oddVBand="0" w:evenVBand="0" w:oddHBand="1" w:evenHBand="0" w:firstRowFirstColumn="0" w:firstRowLastColumn="0" w:lastRowFirstColumn="0" w:lastRowLastColumn="0"/>
+          <w:trHeight w:val="437"/>
+        </w:trPr>
+        <w:tc>
+          <w:tcPr>
+            <w:cnfStyle w:val="001000000000" w:firstRow="0" w:lastRow="0" w:firstColumn="1" w:lastColumn="0" w:oddVBand="0" w:evenVBand="0" w:oddHBand="0" w:evenHBand="0" w:firstRowFirstColumn="0" w:firstRowLastColumn="0" w:lastRowFirstColumn="0" w:lastRowLastColumn="0"/>
+            <w:tcW w:w="0" w:type="auto"/>
+            <w:hideMark/>
+          </w:tcPr>
+          <w:p>
+            <w:pPr>
+              <w:rPr>
+                <w:rFonts w:ascii="Times New Roman" w:eastAsia="Times New Roman" w:hAnsi="Times New Roman" w:cs="Times New Roman"/>
+                <w:kern w:val="0"/>
+                <w14:ligatures w14:val="none"/>
+              </w:rPr>
+            </w:pPr>
+            <w:r>
+              <w:rPr>
+                <w:rFonts w:ascii="Courier New" w:eastAsia="Times New Roman" w:hAnsi="Courier New" w:cs="Courier New"/>
+                <w:kern w:val="0"/>
+                <w:sz w:val="20"/>
+                <w:szCs w:val="20"/>
+                <w14:ligatures w14:val="none"/>
+              </w:rPr>
+              <w:t>+</w:t>
+            </w:r>
+          </w:p>
+        </w:tc>
+        <w:tc>
+          <w:tcPr>
+            <w:tcW w:w="0" w:type="auto"/>
+            <w:hideMark/>
+          </w:tcPr>
+          <w:p>
+            <w:pPr>
+              <w:cnfStyle w:val="000000100000" w:firstRow="0" w:lastRow="0" w:firstColumn="0" w:lastColumn="0" w:oddVBand="0" w:evenVBand="0" w:oddHBand="1" w:evenHBand="0" w:firstRowFirstColumn="0" w:firstRowLastColumn="0" w:lastRowFirstColumn="0" w:lastRowLastColumn="0"/>
+              <w:rPr>
+                <w:rFonts w:ascii="Times New Roman" w:eastAsia="Times New Roman" w:hAnsi="Times New Roman" w:cs="Times New Roman"/>
+                <w:kern w:val="0"/>
+                <w14:ligatures w14:val="none"/>
+              </w:rPr>
+            </w:pPr>
+            <w:r>
+              <w:rPr>
+                <w:rFonts w:ascii="Times New Roman" w:eastAsia="Times New Roman" w:hAnsi="Times New Roman" w:cs="Times New Roman"/>
+                <w:kern w:val="0"/>
+                <w14:ligatures w14:val="none"/>
+              </w:rPr>
+              <w:t>Plus</w:t>
+            </w:r>
+          </w:p>
+        </w:tc>
+        <w:tc>
+          <w:tcPr>
+            <w:tcW w:w="0" w:type="auto"/>
+            <w:hideMark/>
+          </w:tcPr>
+          <w:p>
+            <w:pPr>
+              <w:cnfStyle w:val="000000100000" w:firstRow="0" w:lastRow="0" w:firstColumn="0" w:lastColumn="0" w:oddVBand="0" w:evenVBand="0" w:oddHBand="1" w:evenHBand="0" w:firstRowFirstColumn="0" w:firstRowLastColumn="0" w:lastRowFirstColumn="0" w:lastRowLastColumn="0"/>
+              <w:rPr>
+                <w:rFonts w:ascii="Times New Roman" w:eastAsia="Times New Roman" w:hAnsi="Times New Roman" w:cs="Times New Roman"/>
+                <w:kern w:val="0"/>
+                <w14:ligatures w14:val="none"/>
+              </w:rPr>
+            </w:pPr>
+            <w:r>
+              <w:rPr>
+                <w:rFonts w:ascii="Times New Roman" w:eastAsia="Times New Roman" w:hAnsi="Times New Roman" w:cs="Times New Roman"/>
+                <w:kern w:val="0"/>
+                <w14:ligatures w14:val="none"/>
+              </w:rPr>
+              <w:t>1 or more</w:t>
+            </w:r>
+          </w:p>
+        </w:tc>
+        <w:tc>
+          <w:tcPr>
+            <w:tcW w:w="0" w:type="auto"/>
+            <w:hideMark/>
+          </w:tcPr>
+          <w:p>
+            <w:pPr>
+              <w:cnfStyle w:val="000000100000" w:firstRow="0" w:lastRow="0" w:firstColumn="0" w:lastColumn="0" w:oddVBand="0" w:evenVBand="0" w:oddHBand="1" w:evenHBand="0" w:firstRowFirstColumn="0" w:firstRowLastColumn="0" w:lastRowFirstColumn="0" w:lastRowLastColumn="0"/>
+              <w:rPr>
+                <w:rFonts w:ascii="Times New Roman" w:eastAsia="Times New Roman" w:hAnsi="Times New Roman" w:cs="Times New Roman"/>
+                <w:kern w:val="0"/>
+                <w14:ligatures w14:val="none"/>
+              </w:rPr>
+            </w:pPr>
+            <w:r>
+              <w:rPr>
+                <w:rFonts w:ascii="Courier New" w:eastAsia="Times New Roman" w:hAnsi="Courier New" w:cs="Courier New"/>
+                <w:kern w:val="0"/>
+                <w:sz w:val="20"/>
+                <w:szCs w:val="20"/>
+                <w14:ligatures w14:val="none"/>
+              </w:rPr>
+              <w:t>go+</w:t>
+            </w:r>
+          </w:p>
+        </w:tc>
+      </w:tr>
+      <w:tr>
+        <w:trPr>
+          <w:trHeight w:val="414"/>
+        </w:trPr>
+        <w:tc>
+          <w:tcPr>
+            <w:cnfStyle w:val="001000000000" w:firstRow="0" w:lastRow="0" w:firstColumn="1" w:lastColumn="0" w:oddVBand="0" w:evenVBand="0" w:oddHBand="0" w:evenHBand="0" w:firstRowFirstColumn="0" w:firstRowLastColumn="0" w:lastRowFirstColumn="0" w:lastRowLastColumn="0"/>
+            <w:tcW w:w="0" w:type="auto"/>
+            <w:hideMark/>
+          </w:tcPr>
+          <w:p>
+            <w:pPr>
+              <w:rPr>
+                <w:rFonts w:ascii="Times New Roman" w:eastAsia="Times New Roman" w:hAnsi="Times New Roman" w:cs="Times New Roman"/>
+                <w:kern w:val="0"/>
+                <w14:ligatures w14:val="none"/>
+              </w:rPr>
+            </w:pPr>
+            <w:r>
+              <w:rPr>
+                <w:rFonts w:ascii="Courier New" w:eastAsia="Times New Roman" w:hAnsi="Courier New" w:cs="Courier New"/>
+                <w:kern w:val="0"/>
+                <w:sz w:val="20"/>
+                <w:szCs w:val="20"/>
+                <w14:ligatures w14:val="none"/>
+              </w:rPr>
+              <w:t>?</w:t>
+            </w:r>
+          </w:p>
+        </w:tc>
+        <w:tc>
+          <w:tcPr>
+            <w:tcW w:w="0" w:type="auto"/>
+            <w:hideMark/>
+          </w:tcPr>
+          <w:p>
+            <w:pPr>
+              <w:cnfStyle w:val="000000000000" w:firstRow="0" w:lastRow="0" w:firstColumn="0" w:lastColumn="0" w:oddVBand="0" w:evenVBand="0" w:oddHBand="0" w:evenHBand="0" w:firstRowFirstColumn="0" w:firstRowLastColumn="0" w:lastRowFirstColumn="0" w:lastRowLastColumn="0"/>
+              <w:rPr>
+                <w:rFonts w:ascii="Times New Roman" w:eastAsia="Times New Roman" w:hAnsi="Times New Roman" w:cs="Times New Roman"/>
+                <w:kern w:val="0"/>
+                <w14:ligatures w14:val="none"/>
+              </w:rPr>
+            </w:pPr>
+            <w:r>
+              <w:rPr>
+                <w:rFonts w:ascii="Times New Roman" w:eastAsia="Times New Roman" w:hAnsi="Times New Roman" w:cs="Times New Roman"/>
+                <w:kern w:val="0"/>
+                <w14:ligatures w14:val="none"/>
+              </w:rPr>
+              <w:t>Question</w:t>
+            </w:r>
+          </w:p>
+        </w:tc>
+        <w:tc>
+          <w:tcPr>
+            <w:tcW w:w="0" w:type="auto"/>
+            <w:hideMark/>
+          </w:tcPr>
+          <w:p>
+            <w:pPr>
+              <w:cnfStyle w:val="000000000000" w:firstRow="0" w:lastRow="0" w:firstColumn="0" w:lastColumn="0" w:oddVBand="0" w:evenVBand="0" w:oddHBand="0" w:evenHBand="0" w:firstRowFirstColumn="0" w:firstRowLastColumn="0" w:lastRowFirstColumn="0" w:lastRowLastColumn="0"/>
+              <w:rPr>
+                <w:rFonts w:ascii="Times New Roman" w:eastAsia="Times New Roman" w:hAnsi="Times New Roman" w:cs="Times New Roman"/>
+                <w:kern w:val="0"/>
+                <w14:ligatures w14:val="none"/>
+              </w:rPr>
+            </w:pPr>
+            <w:r>
+              <w:rPr>
+                <w:rFonts w:ascii="Times New Roman" w:eastAsia="Times New Roman" w:hAnsi="Times New Roman" w:cs="Times New Roman"/>
+                <w:kern w:val="0"/>
+                <w14:ligatures w14:val="none"/>
+              </w:rPr>
+              <w:t>0 or 1</w:t>
+            </w:r>
+          </w:p>
+        </w:tc>
+        <w:tc>
+          <w:tcPr>
+            <w:tcW w:w="0" w:type="auto"/>
+            <w:hideMark/>
+          </w:tcPr>
+          <w:p>
+            <w:pPr>
+              <w:cnfStyle w:val="000000000000" w:firstRow="0" w:lastRow="0" w:firstColumn="0" w:lastColumn="0" w:oddVBand="0" w:evenVBand="0" w:oddHBand="0" w:evenHBand="0" w:firstRowFirstColumn="0" w:firstRowLastColumn="0" w:lastRowFirstColumn="0" w:lastRowLastColumn="0"/>
+              <w:rPr>
+                <w:rFonts w:ascii="Times New Roman" w:eastAsia="Times New Roman" w:hAnsi="Times New Roman" w:cs="Times New Roman"/>
+                <w:kern w:val="0"/>
+                <w14:ligatures w14:val="none"/>
+              </w:rPr>
+            </w:pPr>
+            <w:proofErr w:type="spellStart"/>
+            <w:r>
+              <w:rPr>
+                <w:rFonts w:ascii="Courier New" w:eastAsia="Times New Roman" w:hAnsi="Courier New" w:cs="Courier New"/>
+                <w:kern w:val="0"/>
+                <w:sz w:val="20"/>
+                <w:szCs w:val="20"/>
+                <w14:ligatures w14:val="none"/>
+              </w:rPr>
+              <w:t>colou?r</w:t>
+            </w:r>
+            <w:proofErr w:type="spellEnd"/>
+          </w:p>
+        </w:tc>
+      </w:tr>
+      <w:tr>
+        <w:trPr>
+          <w:cnfStyle w:val="000000100000" w:firstRow="0" w:lastRow="0" w:firstColumn="0" w:lastColumn="0" w:oddVBand="0" w:evenVBand="0" w:oddHBand="1" w:evenHBand="0" w:firstRowFirstColumn="0" w:firstRowLastColumn="0" w:lastRowFirstColumn="0" w:lastRowLastColumn="0"/>
+          <w:trHeight w:val="414"/>
+        </w:trPr>
+        <w:tc>
+          <w:tcPr>
+            <w:cnfStyle w:val="001000000000" w:firstRow="0" w:lastRow="0" w:firstColumn="1" w:lastColumn="0" w:oddVBand="0" w:evenVBand="0" w:oddHBand="0" w:evenHBand="0" w:firstRowFirstColumn="0" w:firstRowLastColumn="0" w:lastRowFirstColumn="0" w:lastRowLastColumn="0"/>
+            <w:tcW w:w="0" w:type="auto"/>
+            <w:hideMark/>
+          </w:tcPr>
+          <w:p>
+            <w:pPr>
+              <w:rPr>
+                <w:rFonts w:ascii="Times New Roman" w:eastAsia="Times New Roman" w:hAnsi="Times New Roman" w:cs="Times New Roman"/>
+                <w:kern w:val="0"/>
+                <w14:ligatures w14:val="none"/>
+              </w:rPr>
+            </w:pPr>
+            <w:r>
+              <w:rPr>
+                <w:rFonts w:ascii="Courier New" w:eastAsia="Times New Roman" w:hAnsi="Courier New" w:cs="Courier New"/>
+                <w:kern w:val="0"/>
+                <w:sz w:val="20"/>
+                <w:szCs w:val="20"/>
+                <w14:ligatures w14:val="none"/>
+              </w:rPr>
+              <w:t>^</w:t>
+            </w:r>
+          </w:p>
+        </w:tc>
+        <w:tc>
+          <w:tcPr>
+            <w:tcW w:w="0" w:type="auto"/>
+            <w:hideMark/>
+          </w:tcPr>
+          <w:p>
+            <w:pPr>
+              <w:cnfStyle w:val="000000100000" w:firstRow="0" w:lastRow="0" w:firstColumn="0" w:lastColumn="0" w:oddVBand="0" w:evenVBand="0" w:oddHBand="1" w:evenHBand="0" w:firstRowFirstColumn="0" w:firstRowLastColumn="0" w:lastRowFirstColumn="0" w:lastRowLastColumn="0"/>
+              <w:rPr>
+                <w:rFonts w:ascii="Times New Roman" w:eastAsia="Times New Roman" w:hAnsi="Times New Roman" w:cs="Times New Roman"/>
+                <w:kern w:val="0"/>
+                <w14:ligatures w14:val="none"/>
+              </w:rPr>
+            </w:pPr>
+            <w:r>
+              <w:rPr>
+                <w:rFonts w:ascii="Times New Roman" w:eastAsia="Times New Roman" w:hAnsi="Times New Roman" w:cs="Times New Roman"/>
+                <w:kern w:val="0"/>
+                <w14:ligatures w14:val="none"/>
+              </w:rPr>
+              <w:t>Caret</w:t>
+            </w:r>
+          </w:p>
+        </w:tc>
+        <w:tc>
+          <w:tcPr>
+            <w:tcW w:w="0" w:type="auto"/>
+            <w:hideMark/>
+          </w:tcPr>
+          <w:p>
+            <w:pPr>
+              <w:cnfStyle w:val="000000100000" w:firstRow="0" w:lastRow="0" w:firstColumn="0" w:lastColumn="0" w:oddVBand="0" w:evenVBand="0" w:oddHBand="1" w:evenHBand="0" w:firstRowFirstColumn="0" w:firstRowLastColumn="0" w:lastRowFirstColumn="0" w:lastRowLastColumn="0"/>
+              <w:rPr>
+                <w:rFonts w:ascii="Times New Roman" w:eastAsia="Times New Roman" w:hAnsi="Times New Roman" w:cs="Times New Roman"/>
+                <w:kern w:val="0"/>
+                <w14:ligatures w14:val="none"/>
+              </w:rPr>
+            </w:pPr>
+            <w:r>
+              <w:rPr>
+                <w:rFonts w:ascii="Times New Roman" w:eastAsia="Times New Roman" w:hAnsi="Times New Roman" w:cs="Times New Roman"/>
+                <w:kern w:val="0"/>
+                <w14:ligatures w14:val="none"/>
+              </w:rPr>
+              <w:t>Start</w:t>
+            </w:r>
+          </w:p>
+        </w:tc>
+        <w:tc>
+          <w:tcPr>
+            <w:tcW w:w="0" w:type="auto"/>
+            <w:hideMark/>
+          </w:tcPr>
+          <w:p>
+            <w:pPr>
+              <w:cnfStyle w:val="000000100000" w:firstRow="0" w:lastRow="0" w:firstColumn="0" w:lastColumn="0" w:oddVBand="0" w:evenVBand="0" w:oddHBand="1" w:evenHBand="0" w:firstRowFirstColumn="0" w:firstRowLastColumn="0" w:lastRowFirstColumn="0" w:lastRowLastColumn="0"/>
+              <w:rPr>
+                <w:rFonts w:ascii="Times New Roman" w:eastAsia="Times New Roman" w:hAnsi="Times New Roman" w:cs="Times New Roman"/>
+                <w:kern w:val="0"/>
+                <w14:ligatures w14:val="none"/>
+              </w:rPr>
+            </w:pPr>
+            <w:r>
+              <w:rPr>
+                <w:rFonts w:ascii="Courier New" w:eastAsia="Times New Roman" w:hAnsi="Courier New" w:cs="Courier New"/>
+                <w:kern w:val="0"/>
+                <w:sz w:val="20"/>
+                <w:szCs w:val="20"/>
+                <w14:ligatures w14:val="none"/>
+              </w:rPr>
+              <w:t>^Hello</w:t>
+            </w:r>
+          </w:p>
+        </w:tc>
+      </w:tr>
+      <w:tr>
+        <w:trPr>
+          <w:trHeight w:val="437"/>
+        </w:trPr>
+        <w:tc>
+          <w:tcPr>
+            <w:cnfStyle w:val="001000000000" w:firstRow="0" w:lastRow="0" w:firstColumn="1" w:lastColumn="0" w:oddVBand="0" w:evenVBand="0" w:oddHBand="0" w:evenHBand="0" w:firstRowFirstColumn="0" w:firstRowLastColumn="0" w:lastRowFirstColumn="0" w:lastRowLastColumn="0"/>
+            <w:tcW w:w="0" w:type="auto"/>
+            <w:hideMark/>
+          </w:tcPr>
+          <w:p>
+            <w:pPr>
+              <w:rPr>
+                <w:rFonts w:ascii="Times New Roman" w:eastAsia="Times New Roman" w:hAnsi="Times New Roman" w:cs="Times New Roman"/>
+                <w:kern w:val="0"/>
+                <w14:ligatures w14:val="none"/>
+              </w:rPr>
+            </w:pPr>
+            <w:r>
+              <w:rPr>
+                <w:rFonts w:ascii="Courier New" w:eastAsia="Times New Roman" w:hAnsi="Courier New" w:cs="Courier New"/>
+                <w:kern w:val="0"/>
+                <w:sz w:val="20"/>
+                <w:szCs w:val="20"/>
+                <w14:ligatures w14:val="none"/>
+              </w:rPr>
+              <w:t>$</w:t>
+            </w:r>
+          </w:p>
+        </w:tc>
+        <w:tc>
+          <w:tcPr>
+            <w:tcW w:w="0" w:type="auto"/>
+            <w:hideMark/>
+          </w:tcPr>
+          <w:p>
+            <w:pPr>
+              <w:cnfStyle w:val="000000000000" w:firstRow="0" w:lastRow="0" w:firstColumn="0" w:lastColumn="0" w:oddVBand="0" w:evenVBand="0" w:oddHBand="0" w:evenHBand="0" w:firstRowFirstColumn="0" w:firstRowLastColumn="0" w:lastRowFirstColumn="0" w:lastRowLastColumn="0"/>
+              <w:rPr>
+                <w:rFonts w:ascii="Times New Roman" w:eastAsia="Times New Roman" w:hAnsi="Times New Roman" w:cs="Times New Roman"/>
+                <w:kern w:val="0"/>
+                <w14:ligatures w14:val="none"/>
+              </w:rPr>
+            </w:pPr>
+            <w:r>
+              <w:rPr>
+                <w:rFonts w:ascii="Times New Roman" w:eastAsia="Times New Roman" w:hAnsi="Times New Roman" w:cs="Times New Roman"/>
+                <w:kern w:val="0"/>
+                <w14:ligatures w14:val="none"/>
+              </w:rPr>
+              <w:t>Dollar</w:t>
+            </w:r>
+          </w:p>
+        </w:tc>
+        <w:tc>
+          <w:tcPr>
+            <w:tcW w:w="0" w:type="auto"/>
+            <w:hideMark/>
+          </w:tcPr>
+          <w:p>
+            <w:pPr>
+              <w:cnfStyle w:val="000000000000" w:firstRow="0" w:lastRow="0" w:firstColumn="0" w:lastColumn="0" w:oddVBand="0" w:evenVBand="0" w:oddHBand="0" w:evenHBand="0" w:firstRowFirstColumn="0" w:firstRowLastColumn="0" w:lastRowFirstColumn="0" w:lastRowLastColumn="0"/>
+              <w:rPr>
+                <w:rFonts w:ascii="Times New Roman" w:eastAsia="Times New Roman" w:hAnsi="Times New Roman" w:cs="Times New Roman"/>
+                <w:kern w:val="0"/>
+                <w14:ligatures w14:val="none"/>
+              </w:rPr>
+            </w:pPr>
+            <w:r>
+              <w:rPr>
+                <w:rFonts w:ascii="Times New Roman" w:eastAsia="Times New Roman" w:hAnsi="Times New Roman" w:cs="Times New Roman"/>
+                <w:kern w:val="0"/>
+                <w14:ligatures w14:val="none"/>
+              </w:rPr>
+              <w:t>End</w:t>
+            </w:r>
+          </w:p>
+        </w:tc>
+        <w:tc>
+          <w:tcPr>
+            <w:tcW w:w="0" w:type="auto"/>
+            <w:hideMark/>
+          </w:tcPr>
+          <w:p>
+            <w:pPr>
+              <w:cnfStyle w:val="000000000000" w:firstRow="0" w:lastRow="0" w:firstColumn="0" w:lastColumn="0" w:oddVBand="0" w:evenVBand="0" w:oddHBand="0" w:evenHBand="0" w:firstRowFirstColumn="0" w:firstRowLastColumn="0" w:lastRowFirstColumn="0" w:lastRowLastColumn="0"/>
+              <w:rPr>
+                <w:rFonts w:ascii="Times New Roman" w:eastAsia="Times New Roman" w:hAnsi="Times New Roman" w:cs="Times New Roman"/>
+                <w:kern w:val="0"/>
+                <w14:ligatures w14:val="none"/>
+              </w:rPr>
+            </w:pPr>
+            <w:r>
+              <w:rPr>
+                <w:rFonts w:ascii="Courier New" w:eastAsia="Times New Roman" w:hAnsi="Courier New" w:cs="Courier New"/>
+                <w:kern w:val="0"/>
+                <w:sz w:val="20"/>
+                <w:szCs w:val="20"/>
+                <w14:ligatures w14:val="none"/>
+              </w:rPr>
+              <w:t>world$</w:t>
+            </w:r>
+          </w:p>
+        </w:tc>
+      </w:tr>
+      <w:tr>
+        <w:trPr>
+          <w:cnfStyle w:val="000000100000" w:firstRow="0" w:lastRow="0" w:firstColumn="0" w:lastColumn="0" w:oddVBand="0" w:evenVBand="0" w:oddHBand="1" w:evenHBand="0" w:firstRowFirstColumn="0" w:firstRowLastColumn="0" w:lastRowFirstColumn="0" w:lastRowLastColumn="0"/>
+          <w:trHeight w:val="414"/>
+        </w:trPr>
+        <w:tc>
+          <w:tcPr>
+            <w:cnfStyle w:val="001000000000" w:firstRow="0" w:lastRow="0" w:firstColumn="1" w:lastColumn="0" w:oddVBand="0" w:evenVBand="0" w:oddHBand="0" w:evenHBand="0" w:firstRowFirstColumn="0" w:firstRowLastColumn="0" w:lastRowFirstColumn="0" w:lastRowLastColumn="0"/>
+            <w:tcW w:w="0" w:type="auto"/>
+            <w:hideMark/>
+          </w:tcPr>
+          <w:p>
+            <w:pPr>
+              <w:rPr>
+                <w:rFonts w:ascii="Times New Roman" w:eastAsia="Times New Roman" w:hAnsi="Times New Roman" w:cs="Times New Roman"/>
+                <w:kern w:val="0"/>
+                <w14:ligatures w14:val="none"/>
+              </w:rPr>
+            </w:pPr>
+            <w:r>
+              <w:rPr>
+                <w:rFonts w:ascii="Courier New" w:eastAsia="Times New Roman" w:hAnsi="Courier New" w:cs="Courier New"/>
+                <w:kern w:val="0"/>
+                <w:sz w:val="20"/>
+                <w:szCs w:val="20"/>
+                <w14:ligatures w14:val="none"/>
+              </w:rPr>
+              <w:t>[]</w:t>
+            </w:r>
+          </w:p>
+        </w:tc>
+        <w:tc>
+          <w:tcPr>
+            <w:tcW w:w="0" w:type="auto"/>
+            <w:hideMark/>
+          </w:tcPr>
+          <w:p>
+            <w:pPr>
+              <w:cnfStyle w:val="000000100000" w:firstRow="0" w:lastRow="0" w:firstColumn="0" w:lastColumn="0" w:oddVBand="0" w:evenVBand="0" w:oddHBand="1" w:evenHBand="0" w:firstRowFirstColumn="0" w:firstRowLastColumn="0" w:lastRowFirstColumn="0" w:lastRowLastColumn="0"/>
+              <w:rPr>
+                <w:rFonts w:ascii="Times New Roman" w:eastAsia="Times New Roman" w:hAnsi="Times New Roman" w:cs="Times New Roman"/>
+                <w:kern w:val="0"/>
+                <w14:ligatures w14:val="none"/>
+              </w:rPr>
+            </w:pPr>
+            <w:r>
+              <w:rPr>
+                <w:rFonts w:ascii="Times New Roman" w:eastAsia="Times New Roman" w:hAnsi="Times New Roman" w:cs="Times New Roman"/>
+                <w:kern w:val="0"/>
+                <w14:ligatures w14:val="none"/>
+              </w:rPr>
+              <w:t>Bracket</w:t>
+            </w:r>
+          </w:p>
+        </w:tc>
+        <w:tc>
+          <w:tcPr>
+            <w:tcW w:w="0" w:type="auto"/>
+            <w:hideMark/>
+          </w:tcPr>
+          <w:p>
+            <w:pPr>
+              <w:cnfStyle w:val="000000100000" w:firstRow="0" w:lastRow="0" w:firstColumn="0" w:lastColumn="0" w:oddVBand="0" w:evenVBand="0" w:oddHBand="1" w:evenHBand="0" w:firstRowFirstColumn="0" w:firstRowLastColumn="0" w:lastRowFirstColumn="0" w:lastRowLastColumn="0"/>
+              <w:rPr>
+                <w:rFonts w:ascii="Times New Roman" w:eastAsia="Times New Roman" w:hAnsi="Times New Roman" w:cs="Times New Roman"/>
+                <w:kern w:val="0"/>
+                <w14:ligatures w14:val="none"/>
+              </w:rPr>
+            </w:pPr>
+            <w:r>
+              <w:rPr>
+                <w:rFonts w:ascii="Times New Roman" w:eastAsia="Times New Roman" w:hAnsi="Times New Roman" w:cs="Times New Roman"/>
+                <w:kern w:val="0"/>
+                <w14:ligatures w14:val="none"/>
+              </w:rPr>
+              <w:t>Range</w:t>
+            </w:r>
+          </w:p>
+        </w:tc>
+        <w:tc>
+          <w:tcPr>
+            <w:tcW w:w="0" w:type="auto"/>
+            <w:hideMark/>
+          </w:tcPr>
+          <w:p>
+            <w:pPr>
+              <w:cnfStyle w:val="000000100000" w:firstRow="0" w:lastRow="0" w:firstColumn="0" w:lastColumn="0" w:oddVBand="0" w:evenVBand="0" w:oddHBand="1" w:evenHBand="0" w:firstRowFirstColumn="0" w:firstRowLastColumn="0" w:lastRowFirstColumn="0" w:lastRowLastColumn="0"/>
+              <w:rPr>
+                <w:rFonts w:ascii="Times New Roman" w:eastAsia="Times New Roman" w:hAnsi="Times New Roman" w:cs="Times New Roman"/>
+                <w:kern w:val="0"/>
+                <w14:ligatures w14:val="none"/>
+              </w:rPr>
+            </w:pPr>
+            <w:r>
+              <w:rPr>
+                <w:rFonts w:ascii="Courier New" w:eastAsia="Times New Roman" w:hAnsi="Courier New" w:cs="Courier New"/>
+                <w:kern w:val="0"/>
+                <w:sz w:val="20"/>
+                <w:szCs w:val="20"/>
+                <w14:ligatures w14:val="none"/>
+              </w:rPr>
+              <w:t>[</w:t>
+            </w:r>
+            <w:r>
+              <w:rPr>
+                <w:rFonts w:ascii="Courier New" w:eastAsia="Times New Roman" w:hAnsi="Courier New" w:cs="Courier New"/>
+                <w:kern w:val="0"/>
+                <w:sz w:val="20"/>
+                <w:szCs w:val="20"/>
+                <w14:ligatures w14:val="none"/>
+              </w:rPr>
+              <w:t>0</w:t>
+            </w:r>
+            <w:r>
+              <w:rPr>
+                <w:rFonts w:ascii="Courier New" w:eastAsia="Times New Roman" w:hAnsi="Courier New" w:cs="Courier New"/>
+                <w:kern w:val="0"/>
+                <w:sz w:val="20"/>
+                <w:szCs w:val="20"/>
+                <w14:ligatures w14:val="none"/>
+              </w:rPr>
+              <w:t>-</w:t>
+            </w:r>
+            <w:r>
+              <w:rPr>
+                <w:rFonts w:ascii="Courier New" w:eastAsia="Times New Roman" w:hAnsi="Courier New" w:cs="Courier New"/>
+                <w:kern w:val="0"/>
+                <w:sz w:val="20"/>
+                <w:szCs w:val="20"/>
+                <w14:ligatures w14:val="none"/>
+              </w:rPr>
+              <w:t>9</w:t>
+            </w:r>
+            <w:r>
+              <w:rPr>
+                <w:rFonts w:ascii="Courier New" w:eastAsia="Times New Roman" w:hAnsi="Courier New" w:cs="Courier New"/>
+                <w:kern w:val="0"/>
+                <w:sz w:val="20"/>
+                <w:szCs w:val="20"/>
+                <w14:ligatures w14:val="none"/>
+              </w:rPr>
+              <w:t>]</w:t>
+            </w:r>
+            <w:r>
+              <w:rPr>
+                <w:rFonts w:ascii="Courier New" w:eastAsia="Times New Roman" w:hAnsi="Courier New" w:cs="Courier New"/>
+                <w:kern w:val="0"/>
+                <w:sz w:val="20"/>
+                <w:szCs w:val="20"/>
+                <w14:ligatures w14:val="none"/>
+              </w:rPr>
+              <w:t xml:space="preserve"> or </w:t>
+            </w:r>
+            <w:r>
+              <w:rPr>
+                <w:rFonts w:ascii="Courier New" w:eastAsia="Times New Roman" w:hAnsi="Courier New" w:cs="Courier New"/>
+                <w:kern w:val="0"/>
+                <w:sz w:val="20"/>
+                <w:szCs w:val="20"/>
+                <w14:ligatures w14:val="none"/>
+              </w:rPr>
+              <w:t>[</w:t>
+            </w:r>
+            <w:r>
+              <w:rPr>
+                <w:rFonts w:ascii="Courier New" w:eastAsia="Times New Roman" w:hAnsi="Courier New" w:cs="Courier New"/>
+                <w:kern w:val="0"/>
+                <w:sz w:val="20"/>
+                <w:szCs w:val="20"/>
+                <w14:ligatures w14:val="none"/>
+              </w:rPr>
+              <w:t>a</w:t>
+            </w:r>
+            <w:r>
+              <w:rPr>
+                <w:rFonts w:ascii="Courier New" w:eastAsia="Times New Roman" w:hAnsi="Courier New" w:cs="Courier New"/>
+                <w:kern w:val="0"/>
+                <w:sz w:val="20"/>
+                <w:szCs w:val="20"/>
+                <w14:ligatures w14:val="none"/>
+              </w:rPr>
+              <w:t>-</w:t>
+            </w:r>
+            <w:r>
+              <w:rPr>
+                <w:rFonts w:ascii="Courier New" w:eastAsia="Times New Roman" w:hAnsi="Courier New" w:cs="Courier New"/>
+                <w:kern w:val="0"/>
+                <w:sz w:val="20"/>
+                <w:szCs w:val="20"/>
+                <w14:ligatures w14:val="none"/>
+              </w:rPr>
+              <w:t>z</w:t>
+            </w:r>
+            <w:r>
+              <w:rPr>
+                <w:rFonts w:ascii="Courier New" w:eastAsia="Times New Roman" w:hAnsi="Courier New" w:cs="Courier New"/>
+                <w:kern w:val="0"/>
+                <w:sz w:val="20"/>
+                <w:szCs w:val="20"/>
+                <w14:ligatures w14:val="none"/>
+              </w:rPr>
+              <w:t>]</w:t>
+            </w:r>
+          </w:p>
+        </w:tc>
+      </w:tr>
+      <w:tr>
+        <w:trPr>
+          <w:trHeight w:val="437"/>
+        </w:trPr>
+        <w:tc>
+          <w:tcPr>
+            <w:cnfStyle w:val="001000000000" w:firstRow="0" w:lastRow="0" w:firstColumn="1" w:lastColumn="0" w:oddVBand="0" w:evenVBand="0" w:oddHBand="0" w:evenHBand="0" w:firstRowFirstColumn="0" w:firstRowLastColumn="0" w:lastRowFirstColumn="0" w:lastRowLastColumn="0"/>
+            <w:tcW w:w="0" w:type="auto"/>
+            <w:hideMark/>
+          </w:tcPr>
+          <w:p>
+            <w:pPr>
+              <w:rPr>
+                <w:rFonts w:ascii="Times New Roman" w:eastAsia="Times New Roman" w:hAnsi="Times New Roman" w:cs="Times New Roman"/>
+                <w:kern w:val="0"/>
+                <w14:ligatures w14:val="none"/>
+              </w:rPr>
+            </w:pPr>
+            <w:r>
+              <w:rPr>
+                <w:rFonts w:ascii="Courier New" w:eastAsia="Times New Roman" w:hAnsi="Courier New" w:cs="Courier New"/>
+                <w:kern w:val="0"/>
+                <w:sz w:val="20"/>
+                <w:szCs w:val="20"/>
+                <w14:ligatures w14:val="none"/>
+              </w:rPr>
+              <w:t>{}</w:t>
+            </w:r>
+          </w:p>
+        </w:tc>
+        <w:tc>
+          <w:tcPr>
+            <w:tcW w:w="0" w:type="auto"/>
+            <w:hideMark/>
+          </w:tcPr>
+          <w:p>
+            <w:pPr>
+              <w:cnfStyle w:val="000000000000" w:firstRow="0" w:lastRow="0" w:firstColumn="0" w:lastColumn="0" w:oddVBand="0" w:evenVBand="0" w:oddHBand="0" w:evenHBand="0" w:firstRowFirstColumn="0" w:firstRowLastColumn="0" w:lastRowFirstColumn="0" w:lastRowLastColumn="0"/>
+              <w:rPr>
+                <w:rFonts w:ascii="Times New Roman" w:eastAsia="Times New Roman" w:hAnsi="Times New Roman" w:cs="Times New Roman"/>
+                <w:kern w:val="0"/>
+                <w14:ligatures w14:val="none"/>
+              </w:rPr>
+            </w:pPr>
+            <w:r>
+              <w:rPr>
+                <w:rFonts w:ascii="Times New Roman" w:eastAsia="Times New Roman" w:hAnsi="Times New Roman" w:cs="Times New Roman"/>
+                <w:kern w:val="0"/>
+                <w14:ligatures w14:val="none"/>
+              </w:rPr>
+              <w:t>Curly</w:t>
+            </w:r>
+          </w:p>
+        </w:tc>
+        <w:tc>
+          <w:tcPr>
+            <w:tcW w:w="0" w:type="auto"/>
+            <w:hideMark/>
+          </w:tcPr>
+          <w:p>
+            <w:pPr>
+              <w:cnfStyle w:val="000000000000" w:firstRow="0" w:lastRow="0" w:firstColumn="0" w:lastColumn="0" w:oddVBand="0" w:evenVBand="0" w:oddHBand="0" w:evenHBand="0" w:firstRowFirstColumn="0" w:firstRowLastColumn="0" w:lastRowFirstColumn="0" w:lastRowLastColumn="0"/>
+              <w:rPr>
+                <w:rFonts w:ascii="Times New Roman" w:eastAsia="Times New Roman" w:hAnsi="Times New Roman" w:cs="Times New Roman"/>
+                <w:kern w:val="0"/>
+                <w14:ligatures w14:val="none"/>
+              </w:rPr>
+            </w:pPr>
+            <w:r>
+              <w:rPr>
+                <w:rFonts w:ascii="Times New Roman" w:eastAsia="Times New Roman" w:hAnsi="Times New Roman" w:cs="Times New Roman"/>
+                <w:kern w:val="0"/>
+                <w14:ligatures w14:val="none"/>
+              </w:rPr>
+              <w:t>Count</w:t>
+            </w:r>
+          </w:p>
+        </w:tc>
+        <w:tc>
+          <w:tcPr>
+            <w:tcW w:w="0" w:type="auto"/>
+            <w:hideMark/>
+          </w:tcPr>
+          <w:p>
+            <w:pPr>
+              <w:cnfStyle w:val="000000000000" w:firstRow="0" w:lastRow="0" w:firstColumn="0" w:lastColumn="0" w:oddVBand="0" w:evenVBand="0" w:oddHBand="0" w:evenHBand="0" w:firstRowFirstColumn="0" w:firstRowLastColumn="0" w:lastRowFirstColumn="0" w:lastRowLastColumn="0"/>
+              <w:rPr>
+                <w:rFonts w:ascii="Times New Roman" w:eastAsia="Times New Roman" w:hAnsi="Times New Roman" w:cs="Times New Roman"/>
+                <w:kern w:val="0"/>
+                <w14:ligatures w14:val="none"/>
+              </w:rPr>
+            </w:pPr>
+            <w:r>
+              <w:rPr>
+                <w:rFonts w:ascii="Courier New" w:eastAsia="Times New Roman" w:hAnsi="Courier New" w:cs="Courier New"/>
+                <w:kern w:val="0"/>
+                <w:sz w:val="20"/>
+                <w:szCs w:val="20"/>
+                <w14:ligatures w14:val="none"/>
+              </w:rPr>
+              <w:t>a{2</w:t>
+            </w:r>
+            <w:r>
+              <w:rPr>
+                <w:rFonts w:ascii="Courier New" w:eastAsia="Times New Roman" w:hAnsi="Courier New" w:cs="Courier New"/>
+                <w:kern w:val="0"/>
+                <w:sz w:val="20"/>
+                <w:szCs w:val="20"/>
+                <w14:ligatures w14:val="none"/>
+              </w:rPr>
+              <w:t>(min)</w:t>
+            </w:r>
+            <w:r>
+              <w:rPr>
+                <w:rFonts w:ascii="Courier New" w:eastAsia="Times New Roman" w:hAnsi="Courier New" w:cs="Courier New"/>
+                <w:kern w:val="0"/>
+                <w:sz w:val="20"/>
+                <w:szCs w:val="20"/>
+                <w14:ligatures w14:val="none"/>
+              </w:rPr>
+              <w:t>,4</w:t>
+            </w:r>
+            <w:r>
+              <w:rPr>
+                <w:rFonts w:ascii="Courier New" w:eastAsia="Times New Roman" w:hAnsi="Courier New" w:cs="Courier New"/>
+                <w:kern w:val="0"/>
+                <w:sz w:val="20"/>
+                <w:szCs w:val="20"/>
+                <w14:ligatures w14:val="none"/>
+              </w:rPr>
+              <w:t>(max)</w:t>
+            </w:r>
+            <w:r>
+              <w:rPr>
+                <w:rFonts w:ascii="Courier New" w:eastAsia="Times New Roman" w:hAnsi="Courier New" w:cs="Courier New"/>
+                <w:kern w:val="0"/>
+                <w:sz w:val="20"/>
+                <w:szCs w:val="20"/>
+                <w14:ligatures w14:val="none"/>
+              </w:rPr>
+              <w:t>}</w:t>
+            </w:r>
+          </w:p>
+        </w:tc>
+      </w:tr>
+      <w:tr>
+        <w:trPr>
+          <w:cnfStyle w:val="000000100000" w:firstRow="0" w:lastRow="0" w:firstColumn="0" w:lastColumn="0" w:oddVBand="0" w:evenVBand="0" w:oddHBand="1" w:evenHBand="0" w:firstRowFirstColumn="0" w:firstRowLastColumn="0" w:lastRowFirstColumn="0" w:lastRowLastColumn="0"/>
+          <w:trHeight w:val="414"/>
+        </w:trPr>
+        <w:tc>
+          <w:tcPr>
+            <w:cnfStyle w:val="001000000000" w:firstRow="0" w:lastRow="0" w:firstColumn="1" w:lastColumn="0" w:oddVBand="0" w:evenVBand="0" w:oddHBand="0" w:evenHBand="0" w:firstRowFirstColumn="0" w:firstRowLastColumn="0" w:lastRowFirstColumn="0" w:lastRowLastColumn="0"/>
+            <w:tcW w:w="0" w:type="auto"/>
+            <w:hideMark/>
+          </w:tcPr>
+          <w:p>
+            <w:pPr>
+              <w:rPr>
+                <w:rFonts w:ascii="Times New Roman" w:eastAsia="Times New Roman" w:hAnsi="Times New Roman" w:cs="Times New Roman"/>
+                <w:kern w:val="0"/>
+                <w14:ligatures w14:val="none"/>
+              </w:rPr>
+            </w:pPr>
+            <w:r>
+              <w:rPr>
+                <w:rFonts w:ascii="Times New Roman" w:eastAsia="Times New Roman" w:hAnsi="Times New Roman" w:cs="Times New Roman"/>
+                <w:kern w:val="0"/>
+                <w14:ligatures w14:val="none"/>
+              </w:rPr>
+              <w:t>`</w:t>
+            </w:r>
+          </w:p>
+        </w:tc>
+        <w:tc>
+          <w:tcPr>
+            <w:tcW w:w="0" w:type="auto"/>
+            <w:hideMark/>
+          </w:tcPr>
+          <w:p>
+            <w:pPr>
+              <w:cnfStyle w:val="000000100000" w:firstRow="0" w:lastRow="0" w:firstColumn="0" w:lastColumn="0" w:oddVBand="0" w:evenVBand="0" w:oddHBand="1" w:evenHBand="0" w:firstRowFirstColumn="0" w:firstRowLastColumn="0" w:lastRowFirstColumn="0" w:lastRowLastColumn="0"/>
+              <w:rPr>
+                <w:rFonts w:ascii="Times New Roman" w:eastAsia="Times New Roman" w:hAnsi="Times New Roman" w:cs="Times New Roman"/>
+                <w:kern w:val="0"/>
+                <w14:ligatures w14:val="none"/>
+              </w:rPr>
+            </w:pPr>
+            <w:r>
+              <w:rPr>
+                <w:rFonts w:ascii="Times New Roman" w:eastAsia="Times New Roman" w:hAnsi="Times New Roman" w:cs="Times New Roman"/>
+                <w:kern w:val="0"/>
+                <w14:ligatures w14:val="none"/>
+              </w:rPr>
+              <w:t>`</w:t>
+            </w:r>
+          </w:p>
+        </w:tc>
+        <w:tc>
+          <w:tcPr>
+            <w:tcW w:w="0" w:type="auto"/>
+            <w:hideMark/>
+          </w:tcPr>
+          <w:p>
+            <w:pPr>
+              <w:cnfStyle w:val="000000100000" w:firstRow="0" w:lastRow="0" w:firstColumn="0" w:lastColumn="0" w:oddVBand="0" w:evenVBand="0" w:oddHBand="1" w:evenHBand="0" w:firstRowFirstColumn="0" w:firstRowLastColumn="0" w:lastRowFirstColumn="0" w:lastRowLastColumn="0"/>
+              <w:rPr>
+                <w:rFonts w:ascii="Times New Roman" w:eastAsia="Times New Roman" w:hAnsi="Times New Roman" w:cs="Times New Roman"/>
+                <w:kern w:val="0"/>
+                <w14:ligatures w14:val="none"/>
+              </w:rPr>
+            </w:pPr>
+            <w:r>
+              <w:rPr>
+                <w:rFonts w:ascii="Times New Roman" w:eastAsia="Times New Roman" w:hAnsi="Times New Roman" w:cs="Times New Roman"/>
+                <w:kern w:val="0"/>
+                <w14:ligatures w14:val="none"/>
+              </w:rPr>
+              <w:t>OR</w:t>
+            </w:r>
+          </w:p>
+        </w:tc>
+        <w:tc>
+          <w:tcPr>
+            <w:tcW w:w="0" w:type="auto"/>
+            <w:hideMark/>
+          </w:tcPr>
+          <w:p>
+            <w:pPr>
+              <w:cnfStyle w:val="000000100000" w:firstRow="0" w:lastRow="0" w:firstColumn="0" w:lastColumn="0" w:oddVBand="0" w:evenVBand="0" w:oddHBand="1" w:evenHBand="0" w:firstRowFirstColumn="0" w:firstRowLastColumn="0" w:lastRowFirstColumn="0" w:lastRowLastColumn="0"/>
+              <w:rPr>
+                <w:rFonts w:ascii="Times New Roman" w:eastAsia="Times New Roman" w:hAnsi="Times New Roman" w:cs="Times New Roman"/>
+                <w:kern w:val="0"/>
+                <w14:ligatures w14:val="none"/>
+              </w:rPr>
+            </w:pPr>
+            <w:r>
+              <w:rPr>
+                <w:rFonts w:ascii="Times New Roman" w:eastAsia="Times New Roman" w:hAnsi="Times New Roman" w:cs="Times New Roman"/>
+                <w:kern w:val="0"/>
+                <w14:ligatures w14:val="none"/>
+              </w:rPr>
+              <w:t>Either</w:t>
+            </w:r>
+          </w:p>
+        </w:tc>
+      </w:tr>
+      <w:tr>
+        <w:trPr>
+          <w:trHeight w:val="414"/>
+        </w:trPr>
+        <w:tc>
+          <w:tcPr>
+            <w:cnfStyle w:val="001000000000" w:firstRow="0" w:lastRow="0" w:firstColumn="1" w:lastColumn="0" w:oddVBand="0" w:evenVBand="0" w:oddHBand="0" w:evenHBand="0" w:firstRowFirstColumn="0" w:firstRowLastColumn="0" w:lastRowFirstColumn="0" w:lastRowLastColumn="0"/>
+            <w:tcW w:w="0" w:type="auto"/>
+            <w:hideMark/>
+          </w:tcPr>
+          <w:p>
+            <w:pPr>
+              <w:rPr>
+                <w:rFonts w:ascii="Times New Roman" w:eastAsia="Times New Roman" w:hAnsi="Times New Roman" w:cs="Times New Roman"/>
+                <w:kern w:val="0"/>
+                <w14:ligatures w14:val="none"/>
+              </w:rPr>
+            </w:pPr>
+            <w:r>
+              <w:rPr>
+                <w:rFonts w:ascii="Courier New" w:eastAsia="Times New Roman" w:hAnsi="Courier New" w:cs="Courier New"/>
+                <w:kern w:val="0"/>
+                <w:sz w:val="20"/>
+                <w:szCs w:val="20"/>
+                <w14:ligatures w14:val="none"/>
+              </w:rPr>
+              <w:t>()</w:t>
+            </w:r>
+          </w:p>
+        </w:tc>
+        <w:tc>
+          <w:tcPr>
+            <w:tcW w:w="0" w:type="auto"/>
+            <w:hideMark/>
+          </w:tcPr>
+          <w:p>
+            <w:pPr>
+              <w:cnfStyle w:val="000000000000" w:firstRow="0" w:lastRow="0" w:firstColumn="0" w:lastColumn="0" w:oddVBand="0" w:evenVBand="0" w:oddHBand="0" w:evenHBand="0" w:firstRowFirstColumn="0" w:firstRowLastColumn="0" w:lastRowFirstColumn="0" w:lastRowLastColumn="0"/>
+              <w:rPr>
+                <w:rFonts w:ascii="Times New Roman" w:eastAsia="Times New Roman" w:hAnsi="Times New Roman" w:cs="Times New Roman"/>
+                <w:kern w:val="0"/>
+                <w14:ligatures w14:val="none"/>
+              </w:rPr>
+            </w:pPr>
+            <w:r>
+              <w:rPr>
+                <w:rFonts w:ascii="Times New Roman" w:eastAsia="Times New Roman" w:hAnsi="Times New Roman" w:cs="Times New Roman"/>
+                <w:kern w:val="0"/>
+                <w14:ligatures w14:val="none"/>
+              </w:rPr>
+              <w:t>Group</w:t>
+            </w:r>
+          </w:p>
+        </w:tc>
+        <w:tc>
+          <w:tcPr>
+            <w:tcW w:w="0" w:type="auto"/>
+            <w:hideMark/>
+          </w:tcPr>
+          <w:p>
+            <w:pPr>
+              <w:cnfStyle w:val="000000000000" w:firstRow="0" w:lastRow="0" w:firstColumn="0" w:lastColumn="0" w:oddVBand="0" w:evenVBand="0" w:oddHBand="0" w:evenHBand="0" w:firstRowFirstColumn="0" w:firstRowLastColumn="0" w:lastRowFirstColumn="0" w:lastRowLastColumn="0"/>
+              <w:rPr>
+                <w:rFonts w:ascii="Times New Roman" w:eastAsia="Times New Roman" w:hAnsi="Times New Roman" w:cs="Times New Roman"/>
+                <w:kern w:val="0"/>
+                <w14:ligatures w14:val="none"/>
+              </w:rPr>
+            </w:pPr>
+            <w:r>
+              <w:rPr>
+                <w:rFonts w:ascii="Times New Roman" w:eastAsia="Times New Roman" w:hAnsi="Times New Roman" w:cs="Times New Roman"/>
+                <w:kern w:val="0"/>
+                <w14:ligatures w14:val="none"/>
+              </w:rPr>
+              <w:t>Grouping</w:t>
+            </w:r>
+          </w:p>
+        </w:tc>
+        <w:tc>
+          <w:tcPr>
+            <w:tcW w:w="0" w:type="auto"/>
+            <w:hideMark/>
+          </w:tcPr>
+          <w:p>
+            <w:pPr>
+              <w:cnfStyle w:val="000000000000" w:firstRow="0" w:lastRow="0" w:firstColumn="0" w:lastColumn="0" w:oddVBand="0" w:evenVBand="0" w:oddHBand="0" w:evenHBand="0" w:firstRowFirstColumn="0" w:firstRowLastColumn="0" w:lastRowFirstColumn="0" w:lastRowLastColumn="0"/>
+              <w:rPr>
+                <w:rFonts w:ascii="Times New Roman" w:eastAsia="Times New Roman" w:hAnsi="Times New Roman" w:cs="Times New Roman"/>
+                <w:kern w:val="0"/>
+                <w14:ligatures w14:val="none"/>
+              </w:rPr>
+            </w:pPr>
+            <w:r>
+              <w:rPr>
+                <w:rFonts w:ascii="Courier New" w:eastAsia="Times New Roman" w:hAnsi="Courier New" w:cs="Courier New"/>
+                <w:kern w:val="0"/>
+                <w:sz w:val="20"/>
+                <w:szCs w:val="20"/>
+                <w14:ligatures w14:val="none"/>
+              </w:rPr>
+              <w:t>(</w:t>
+            </w:r>
+            <w:proofErr w:type="spellStart"/>
+            <w:r>
+              <w:rPr>
+                <w:rFonts w:ascii="Courier New" w:eastAsia="Times New Roman" w:hAnsi="Courier New" w:cs="Courier New"/>
+                <w:kern w:val="0"/>
+                <w:sz w:val="20"/>
+                <w:szCs w:val="20"/>
+                <w14:ligatures w14:val="none"/>
+              </w:rPr>
+              <w:t>abc</w:t>
+            </w:r>
+            <w:proofErr w:type="spellEnd"/>
+            <w:r>
+              <w:rPr>
+                <w:rFonts w:ascii="Courier New" w:eastAsia="Times New Roman" w:hAnsi="Courier New" w:cs="Courier New"/>
+                <w:kern w:val="0"/>
+                <w:sz w:val="20"/>
+                <w:szCs w:val="20"/>
+                <w14:ligatures w14:val="none"/>
+              </w:rPr>
+              <w:t>)</w:t>
+            </w:r>
+          </w:p>
+        </w:tc>
+      </w:tr>
+    </w:tbl>
+    <w:p>
+      <w:pPr>
+        <w:ind w:left="1440" w:hanging="1620"/>
+      </w:pPr>
+    </w:p>
+    <w:p>
+      <w:pPr>
+        <w:ind w:left="1440" w:hanging="1620"/>
+      </w:pPr>
+      <w:r>
+        <w:t xml:space="preserve"> </w:t>
+      </w:r>
+      <w:r>
+        <w:tab/>
+      </w:r>
+    </w:p>
+    <w:p>
+      <w:pPr>
+        <w:ind w:left="1440" w:hanging="1620"/>
+      </w:pPr>
+    </w:p>
+    <w:p>
+      <w:pPr>
+        <w:ind w:left="1440" w:hanging="1620"/>
+      </w:pPr>
+    </w:p>
+    <w:p>
+      <w:pPr>
+        <w:ind w:left="1440" w:hanging="1620"/>
+      </w:pPr>
+      <w:r>
+        <w:t>M</w:t>
+      </w:r>
+      <w:r>
+        <w:t>odifiers</w:t>
+      </w:r>
+      <w:r>
+        <w:t>:</w:t>
+      </w:r>
+    </w:p>
+    <w:tbl>
+      <w:tblPr>
+        <w:tblStyle w:val="TableGrid"/>
+        <w:tblW w:w="7828" w:type="dxa"/>
+        <w:tblLook w:val="04A0" w:firstRow="1" w:lastRow="0" w:firstColumn="1" w:lastColumn="0" w:noHBand="0" w:noVBand="1"/>
+      </w:tblPr>
+      <w:tblGrid>
+        <w:gridCol w:w="1123"/>
+        <w:gridCol w:w="2292"/>
+        <w:gridCol w:w="4413"/>
+      </w:tblGrid>
+      <w:tr>
+        <w:trPr>
+          <w:trHeight w:val="364"/>
+        </w:trPr>
+        <w:tc>
+          <w:tcPr>
+            <w:tcW w:w="1123" w:type="dxa"/>
+            <w:hideMark/>
+          </w:tcPr>
+          <w:p>
+            <w:pPr>
+              <w:jc w:val="center"/>
+              <w:rPr>
+                <w:rFonts w:ascii="Times New Roman" w:eastAsia="Times New Roman" w:hAnsi="Times New Roman" w:cs="Times New Roman"/>
+                <w:b/>
+                <w:bCs/>
+                <w:kern w:val="0"/>
+                <w14:ligatures w14:val="none"/>
+              </w:rPr>
+            </w:pPr>
+            <w:r>
+              <w:rPr>
+                <w:rFonts w:ascii="Times New Roman" w:eastAsia="Times New Roman" w:hAnsi="Times New Roman" w:cs="Times New Roman"/>
+                <w:b/>
+                <w:bCs/>
+                <w:kern w:val="0"/>
+                <w14:ligatures w14:val="none"/>
+              </w:rPr>
+              <w:t>Modifier</w:t>
+            </w:r>
+          </w:p>
+        </w:tc>
+        <w:tc>
+          <w:tcPr>
+            <w:tcW w:w="2292" w:type="dxa"/>
+            <w:hideMark/>
+          </w:tcPr>
+          <w:p>
+            <w:pPr>
+              <w:jc w:val="center"/>
+              <w:rPr>
+                <w:rFonts w:ascii="Times New Roman" w:eastAsia="Times New Roman" w:hAnsi="Times New Roman" w:cs="Times New Roman"/>
+                <w:b/>
+                <w:bCs/>
+                <w:kern w:val="0"/>
+                <w14:ligatures w14:val="none"/>
+              </w:rPr>
+            </w:pPr>
+            <w:r>
+              <w:rPr>
+                <w:rFonts w:ascii="Times New Roman" w:eastAsia="Times New Roman" w:hAnsi="Times New Roman" w:cs="Times New Roman"/>
+                <w:b/>
+                <w:bCs/>
+                <w:kern w:val="0"/>
+                <w14:ligatures w14:val="none"/>
+              </w:rPr>
+              <w:t>Meaning</w:t>
+            </w:r>
+          </w:p>
+        </w:tc>
+        <w:tc>
+          <w:tcPr>
+            <w:tcW w:w="4413" w:type="dxa"/>
+          </w:tcPr>
+          <w:p>
+            <w:pPr>
+              <w:jc w:val="center"/>
+              <w:rPr>
+                <w:rFonts w:ascii="Times New Roman" w:eastAsia="Times New Roman" w:hAnsi="Times New Roman" w:cs="Times New Roman"/>
+                <w:b/>
+                <w:bCs/>
+                <w:kern w:val="0"/>
+                <w14:ligatures w14:val="none"/>
+              </w:rPr>
+            </w:pPr>
+            <w:r>
+              <w:rPr>
+                <w:rFonts w:ascii="Times New Roman" w:eastAsia="Times New Roman" w:hAnsi="Times New Roman" w:cs="Times New Roman"/>
+                <w:b/>
+                <w:bCs/>
+                <w:kern w:val="0"/>
+                <w14:ligatures w14:val="none"/>
+              </w:rPr>
+              <w:t>Example</w:t>
+            </w:r>
+          </w:p>
+        </w:tc>
+      </w:tr>
+      <w:tr>
+        <w:trPr>
+          <w:trHeight w:val="384"/>
+        </w:trPr>
+        <w:tc>
+          <w:tcPr>
+            <w:tcW w:w="1123" w:type="dxa"/>
+            <w:hideMark/>
+          </w:tcPr>
+          <w:p>
+            <w:pPr>
+              <w:rPr>
+                <w:rFonts w:ascii="Times New Roman" w:eastAsia="Times New Roman" w:hAnsi="Times New Roman" w:cs="Times New Roman"/>
+                <w:kern w:val="0"/>
+                <w:sz w:val="28"/>
+                <w:szCs w:val="28"/>
+                <w14:ligatures w14:val="none"/>
+              </w:rPr>
+            </w:pPr>
+            <w:proofErr w:type="spellStart"/>
+            <w:r>
+              <w:rPr>
+                <w:rFonts w:ascii="Times New Roman" w:eastAsia="Times New Roman" w:hAnsi="Times New Roman" w:cs="Times New Roman"/>
+                <w:kern w:val="0"/>
+                <w:sz w:val="28"/>
+                <w:szCs w:val="28"/>
+                <w14:ligatures w14:val="none"/>
+              </w:rPr>
+              <w:t>i</w:t>
+            </w:r>
+            <w:proofErr w:type="spellEnd"/>
+          </w:p>
+        </w:tc>
+        <w:tc>
+          <w:tcPr>
+            <w:tcW w:w="2292" w:type="dxa"/>
+            <w:hideMark/>
+          </w:tcPr>
+          <w:p>
+            <w:pPr>
+              <w:rPr>
+                <w:rFonts w:ascii="Times New Roman" w:eastAsia="Times New Roman" w:hAnsi="Times New Roman" w:cs="Times New Roman"/>
+                <w:kern w:val="0"/>
+                <w:sz w:val="28"/>
+                <w:szCs w:val="28"/>
+                <w14:ligatures w14:val="none"/>
+              </w:rPr>
+            </w:pPr>
+            <w:r>
+              <w:rPr>
+                <w:rFonts w:ascii="Times New Roman" w:eastAsia="Times New Roman" w:hAnsi="Times New Roman" w:cs="Times New Roman"/>
+                <w:kern w:val="0"/>
+                <w:sz w:val="28"/>
+                <w:szCs w:val="28"/>
+                <w14:ligatures w14:val="none"/>
+              </w:rPr>
+              <w:t>case insensitive</w:t>
+            </w:r>
+          </w:p>
+        </w:tc>
+        <w:tc>
+          <w:tcPr>
+            <w:tcW w:w="4413" w:type="dxa"/>
+          </w:tcPr>
+          <w:p>
+            <w:pPr>
+              <w:rPr>
+                <w:rFonts w:ascii="Times New Roman" w:eastAsia="Times New Roman" w:hAnsi="Times New Roman" w:cs="Times New Roman"/>
+                <w:kern w:val="0"/>
+                <w:sz w:val="28"/>
+                <w:szCs w:val="28"/>
+                <w14:ligatures w14:val="none"/>
+              </w:rPr>
+            </w:pPr>
+            <w:r>
+              <w:rPr>
+                <w:rFonts w:ascii="Times New Roman" w:eastAsia="Times New Roman" w:hAnsi="Times New Roman" w:cs="Times New Roman"/>
+                <w:kern w:val="0"/>
+                <w:sz w:val="22"/>
+                <w:szCs w:val="22"/>
+                <w14:ligatures w14:val="none"/>
+              </w:rPr>
+              <w:t>$str = "Hello";</w:t>
+            </w:r>
+            <w:r>
+              <w:rPr>
+                <w:rFonts w:ascii="Times New Roman" w:eastAsia="Times New Roman" w:hAnsi="Times New Roman" w:cs="Times New Roman"/>
+                <w:kern w:val="0"/>
+                <w:sz w:val="22"/>
+                <w:szCs w:val="22"/>
+                <w14:ligatures w14:val="none"/>
+              </w:rPr>
+              <w:br/>
+            </w:r>
+            <w:proofErr w:type="spellStart"/>
+            <w:r>
+              <w:rPr>
+                <w:rFonts w:ascii="Times New Roman" w:eastAsia="Times New Roman" w:hAnsi="Times New Roman" w:cs="Times New Roman"/>
+                <w:kern w:val="0"/>
+                <w:sz w:val="22"/>
+                <w:szCs w:val="22"/>
+                <w14:ligatures w14:val="none"/>
+              </w:rPr>
+              <w:t>preg_match</w:t>
+            </w:r>
+            <w:proofErr w:type="spellEnd"/>
+            <w:r>
+              <w:rPr>
+                <w:rFonts w:ascii="Times New Roman" w:eastAsia="Times New Roman" w:hAnsi="Times New Roman" w:cs="Times New Roman"/>
+                <w:kern w:val="0"/>
+                <w:sz w:val="22"/>
+                <w:szCs w:val="22"/>
+                <w14:ligatures w14:val="none"/>
+              </w:rPr>
+              <w:t>("/hello/</w:t>
+            </w:r>
+            <w:proofErr w:type="spellStart"/>
+            <w:r>
+              <w:rPr>
+                <w:rFonts w:ascii="Times New Roman" w:eastAsia="Times New Roman" w:hAnsi="Times New Roman" w:cs="Times New Roman"/>
+                <w:kern w:val="0"/>
+                <w:sz w:val="22"/>
+                <w:szCs w:val="22"/>
+                <w14:ligatures w14:val="none"/>
+              </w:rPr>
+              <w:t>i</w:t>
+            </w:r>
+            <w:proofErr w:type="spellEnd"/>
+            <w:r>
+              <w:rPr>
+                <w:rFonts w:ascii="Times New Roman" w:eastAsia="Times New Roman" w:hAnsi="Times New Roman" w:cs="Times New Roman"/>
+                <w:kern w:val="0"/>
+                <w:sz w:val="22"/>
+                <w:szCs w:val="22"/>
+                <w14:ligatures w14:val="none"/>
+              </w:rPr>
+              <w:t>", $str);</w:t>
+            </w:r>
+          </w:p>
+        </w:tc>
+      </w:tr>
+      <w:tr>
+        <w:trPr>
+          <w:trHeight w:val="364"/>
+        </w:trPr>
+        <w:tc>
+          <w:tcPr>
+            <w:tcW w:w="1123" w:type="dxa"/>
+            <w:hideMark/>
+          </w:tcPr>
+          <w:p>
+            <w:pPr>
+              <w:rPr>
+                <w:rFonts w:ascii="Times New Roman" w:eastAsia="Times New Roman" w:hAnsi="Times New Roman" w:cs="Times New Roman"/>
+                <w:kern w:val="0"/>
+                <w:sz w:val="28"/>
+                <w:szCs w:val="28"/>
+                <w14:ligatures w14:val="none"/>
+              </w:rPr>
+            </w:pPr>
+            <w:r>
+              <w:rPr>
+                <w:rFonts w:ascii="Times New Roman" w:eastAsia="Times New Roman" w:hAnsi="Times New Roman" w:cs="Times New Roman"/>
+                <w:kern w:val="0"/>
+                <w:sz w:val="28"/>
+                <w:szCs w:val="28"/>
+                <w14:ligatures w14:val="none"/>
+              </w:rPr>
+              <w:t>m</w:t>
+            </w:r>
+          </w:p>
+        </w:tc>
+        <w:tc>
+          <w:tcPr>
+            <w:tcW w:w="2292" w:type="dxa"/>
+            <w:hideMark/>
+          </w:tcPr>
+          <w:p>
+            <w:pPr>
+              <w:rPr>
+                <w:rFonts w:ascii="Times New Roman" w:eastAsia="Times New Roman" w:hAnsi="Times New Roman" w:cs="Times New Roman"/>
+                <w:kern w:val="0"/>
+                <w:sz w:val="28"/>
+                <w:szCs w:val="28"/>
+                <w14:ligatures w14:val="none"/>
+              </w:rPr>
+            </w:pPr>
+            <w:r>
+              <w:rPr>
+                <w:rFonts w:ascii="Times New Roman" w:eastAsia="Times New Roman" w:hAnsi="Times New Roman" w:cs="Times New Roman"/>
+                <w:kern w:val="0"/>
+                <w:sz w:val="28"/>
+                <w:szCs w:val="28"/>
+                <w14:ligatures w14:val="none"/>
+              </w:rPr>
+              <w:t>multiline</w:t>
+            </w:r>
+          </w:p>
+        </w:tc>
+        <w:tc>
+          <w:tcPr>
+            <w:tcW w:w="4413" w:type="dxa"/>
+          </w:tcPr>
+          <w:p>
+            <w:pPr>
+              <w:rPr>
+                <w:rFonts w:ascii="Times New Roman" w:eastAsia="Times New Roman" w:hAnsi="Times New Roman" w:cs="Times New Roman"/>
+                <w:kern w:val="0"/>
+                <w:sz w:val="28"/>
+                <w:szCs w:val="28"/>
+                <w14:ligatures w14:val="none"/>
+              </w:rPr>
+            </w:pPr>
+            <w:r>
+              <w:rPr>
+                <w:rFonts w:ascii="Times New Roman" w:eastAsia="Times New Roman" w:hAnsi="Times New Roman" w:cs="Times New Roman"/>
+                <w:kern w:val="0"/>
+                <w:sz w:val="20"/>
+                <w:szCs w:val="20"/>
+                <w14:ligatures w14:val="none"/>
+              </w:rPr>
+              <w:t>$str = "Hello</w:t>
+            </w:r>
+            <w:r>
+              <w:rPr>
+                <w:rFonts w:ascii="Times New Roman" w:eastAsia="Times New Roman" w:hAnsi="Times New Roman" w:cs="Times New Roman"/>
+                <w:kern w:val="0"/>
+                <w:sz w:val="20"/>
+                <w:szCs w:val="20"/>
+                <w14:ligatures w14:val="none"/>
+              </w:rPr>
+              <w:br/>
+              <w:t>World";</w:t>
+            </w:r>
+            <w:r>
+              <w:rPr>
+                <w:rFonts w:ascii="Times New Roman" w:eastAsia="Times New Roman" w:hAnsi="Times New Roman" w:cs="Times New Roman"/>
+                <w:kern w:val="0"/>
+                <w:sz w:val="20"/>
+                <w:szCs w:val="20"/>
+                <w14:ligatures w14:val="none"/>
+              </w:rPr>
+              <w:br/>
+            </w:r>
+            <w:proofErr w:type="spellStart"/>
+            <w:r>
+              <w:rPr>
+                <w:rFonts w:ascii="Times New Roman" w:eastAsia="Times New Roman" w:hAnsi="Times New Roman" w:cs="Times New Roman"/>
+                <w:kern w:val="0"/>
+                <w:sz w:val="20"/>
+                <w:szCs w:val="20"/>
+                <w14:ligatures w14:val="none"/>
+              </w:rPr>
+              <w:t>preg_match</w:t>
+            </w:r>
+            <w:proofErr w:type="spellEnd"/>
+            <w:r>
+              <w:rPr>
+                <w:rFonts w:ascii="Times New Roman" w:eastAsia="Times New Roman" w:hAnsi="Times New Roman" w:cs="Times New Roman"/>
+                <w:kern w:val="0"/>
+                <w:sz w:val="20"/>
+                <w:szCs w:val="20"/>
+                <w14:ligatures w14:val="none"/>
+              </w:rPr>
+              <w:t>("/^World/m", $str);</w:t>
+            </w:r>
+            <w:r>
+              <w:rPr>
+                <w:rFonts w:ascii="Times New Roman" w:eastAsia="Times New Roman" w:hAnsi="Times New Roman" w:cs="Times New Roman"/>
+                <w:kern w:val="0"/>
+                <w:sz w:val="20"/>
+                <w:szCs w:val="20"/>
+                <w14:ligatures w14:val="none"/>
+              </w:rPr>
+              <w:t>//</w:t>
+            </w:r>
+          </w:p>
+        </w:tc>
+      </w:tr>
+      <w:tr>
+        <w:trPr>
+          <w:trHeight w:val="384"/>
+        </w:trPr>
+        <w:tc>
+          <w:tcPr>
+            <w:tcW w:w="1123" w:type="dxa"/>
+            <w:hideMark/>
+          </w:tcPr>
+          <w:p>
+            <w:pPr>
+              <w:rPr>
+                <w:rFonts w:ascii="Times New Roman" w:eastAsia="Times New Roman" w:hAnsi="Times New Roman" w:cs="Times New Roman"/>
+                <w:kern w:val="0"/>
+                <w:sz w:val="28"/>
+                <w:szCs w:val="28"/>
+                <w14:ligatures w14:val="none"/>
+              </w:rPr>
+            </w:pPr>
+            <w:r>
+              <w:rPr>
+                <w:rFonts w:ascii="Times New Roman" w:eastAsia="Times New Roman" w:hAnsi="Times New Roman" w:cs="Times New Roman"/>
+                <w:kern w:val="0"/>
+                <w:sz w:val="28"/>
+                <w:szCs w:val="28"/>
+                <w14:ligatures w14:val="none"/>
+              </w:rPr>
+              <w:t>s</w:t>
+            </w:r>
+          </w:p>
+        </w:tc>
+        <w:tc>
+          <w:tcPr>
+            <w:tcW w:w="2292" w:type="dxa"/>
+            <w:hideMark/>
+          </w:tcPr>
+          <w:p>
+            <w:pPr>
+              <w:rPr>
+                <w:rFonts w:ascii="Times New Roman" w:eastAsia="Times New Roman" w:hAnsi="Times New Roman" w:cs="Times New Roman"/>
+                <w:kern w:val="0"/>
+                <w:sz w:val="28"/>
+                <w:szCs w:val="28"/>
+                <w14:ligatures w14:val="none"/>
+              </w:rPr>
+            </w:pPr>
+            <w:r>
+              <w:rPr>
+                <w:rFonts w:ascii="Times New Roman" w:eastAsia="Times New Roman" w:hAnsi="Times New Roman" w:cs="Times New Roman"/>
+                <w:kern w:val="0"/>
+                <w:sz w:val="28"/>
+                <w:szCs w:val="28"/>
+                <w14:ligatures w14:val="none"/>
+              </w:rPr>
+              <w:t>dot match newline</w:t>
+            </w:r>
+          </w:p>
+        </w:tc>
+        <w:tc>
+          <w:tcPr>
+            <w:tcW w:w="4413" w:type="dxa"/>
+          </w:tcPr>
+          <w:p>
+            <w:pPr>
+              <w:rPr>
+                <w:rFonts w:ascii="Times New Roman" w:eastAsia="Times New Roman" w:hAnsi="Times New Roman" w:cs="Times New Roman"/>
+                <w:kern w:val="0"/>
+                <w:sz w:val="28"/>
+                <w:szCs w:val="28"/>
+                <w14:ligatures w14:val="none"/>
+              </w:rPr>
+            </w:pPr>
+          </w:p>
+        </w:tc>
+      </w:tr>
+      <w:tr>
+        <w:trPr>
+          <w:trHeight w:val="364"/>
+        </w:trPr>
+        <w:tc>
+          <w:tcPr>
+            <w:tcW w:w="1123" w:type="dxa"/>
+            <w:hideMark/>
+          </w:tcPr>
+          <w:p>
+            <w:pPr>
+              <w:rPr>
+                <w:rFonts w:ascii="Times New Roman" w:eastAsia="Times New Roman" w:hAnsi="Times New Roman" w:cs="Times New Roman"/>
+                <w:kern w:val="0"/>
+                <w:sz w:val="28"/>
+                <w:szCs w:val="28"/>
+                <w14:ligatures w14:val="none"/>
+              </w:rPr>
+            </w:pPr>
+            <w:r>
+              <w:rPr>
+                <w:rFonts w:ascii="Times New Roman" w:eastAsia="Times New Roman" w:hAnsi="Times New Roman" w:cs="Times New Roman"/>
+                <w:kern w:val="0"/>
+                <w:sz w:val="28"/>
+                <w:szCs w:val="28"/>
+                <w14:ligatures w14:val="none"/>
+              </w:rPr>
+              <w:t>x</w:t>
+            </w:r>
+          </w:p>
+        </w:tc>
+        <w:tc>
+          <w:tcPr>
+            <w:tcW w:w="2292" w:type="dxa"/>
+            <w:hideMark/>
+          </w:tcPr>
+          <w:p>
+            <w:pPr>
+              <w:rPr>
+                <w:rFonts w:ascii="Times New Roman" w:eastAsia="Times New Roman" w:hAnsi="Times New Roman" w:cs="Times New Roman"/>
+                <w:kern w:val="0"/>
+                <w:sz w:val="28"/>
+                <w:szCs w:val="28"/>
+                <w14:ligatures w14:val="none"/>
+              </w:rPr>
+            </w:pPr>
+            <w:r>
+              <w:rPr>
+                <w:rFonts w:ascii="Times New Roman" w:eastAsia="Times New Roman" w:hAnsi="Times New Roman" w:cs="Times New Roman"/>
+                <w:kern w:val="0"/>
+                <w:sz w:val="28"/>
+                <w:szCs w:val="28"/>
+                <w14:ligatures w14:val="none"/>
+              </w:rPr>
+              <w:t>ignore space</w:t>
+            </w:r>
+          </w:p>
+        </w:tc>
+        <w:tc>
+          <w:tcPr>
+            <w:tcW w:w="4413" w:type="dxa"/>
+          </w:tcPr>
+          <w:p>
+            <w:pPr>
+              <w:rPr>
+                <w:rFonts w:ascii="Times New Roman" w:eastAsia="Times New Roman" w:hAnsi="Times New Roman" w:cs="Times New Roman"/>
+                <w:kern w:val="0"/>
+                <w:sz w:val="28"/>
+                <w:szCs w:val="28"/>
+                <w14:ligatures w14:val="none"/>
+              </w:rPr>
+            </w:pPr>
+          </w:p>
+        </w:tc>
+      </w:tr>
+      <w:tr>
+        <w:trPr>
+          <w:trHeight w:val="364"/>
+        </w:trPr>
+        <w:tc>
+          <w:tcPr>
+            <w:tcW w:w="1123" w:type="dxa"/>
+            <w:hideMark/>
+          </w:tcPr>
+          <w:p>
+            <w:pPr>
+              <w:rPr>
+                <w:rFonts w:ascii="Times New Roman" w:eastAsia="Times New Roman" w:hAnsi="Times New Roman" w:cs="Times New Roman"/>
+                <w:kern w:val="0"/>
+                <w:sz w:val="28"/>
+                <w:szCs w:val="28"/>
+                <w14:ligatures w14:val="none"/>
+              </w:rPr>
+            </w:pPr>
+            <w:r>
+              <w:rPr>
+                <w:rFonts w:ascii="Times New Roman" w:eastAsia="Times New Roman" w:hAnsi="Times New Roman" w:cs="Times New Roman"/>
+                <w:kern w:val="0"/>
+                <w:sz w:val="28"/>
+                <w:szCs w:val="28"/>
+                <w14:ligatures w14:val="none"/>
+              </w:rPr>
+              <w:t>u</w:t>
+            </w:r>
+          </w:p>
+        </w:tc>
+        <w:tc>
+          <w:tcPr>
+            <w:tcW w:w="2292" w:type="dxa"/>
+            <w:hideMark/>
+          </w:tcPr>
+          <w:p>
+            <w:pPr>
+              <w:rPr>
+                <w:rFonts w:ascii="Times New Roman" w:eastAsia="Times New Roman" w:hAnsi="Times New Roman" w:cs="Times New Roman"/>
+                <w:kern w:val="0"/>
+                <w:sz w:val="28"/>
+                <w:szCs w:val="28"/>
+                <w14:ligatures w14:val="none"/>
+              </w:rPr>
+            </w:pPr>
+            <w:proofErr w:type="spellStart"/>
+            <w:r>
+              <w:rPr>
+                <w:rFonts w:ascii="Times New Roman" w:eastAsia="Times New Roman" w:hAnsi="Times New Roman" w:cs="Times New Roman"/>
+                <w:kern w:val="0"/>
+                <w:sz w:val="28"/>
+                <w:szCs w:val="28"/>
+                <w14:ligatures w14:val="none"/>
+              </w:rPr>
+              <w:t>unicode</w:t>
+            </w:r>
+            <w:proofErr w:type="spellEnd"/>
+          </w:p>
+        </w:tc>
+        <w:tc>
+          <w:tcPr>
+            <w:tcW w:w="4413" w:type="dxa"/>
+          </w:tcPr>
+          <w:p>
+            <w:pPr>
+              <w:rPr>
+                <w:rFonts w:ascii="Times New Roman" w:eastAsia="Times New Roman" w:hAnsi="Times New Roman" w:cs="Times New Roman"/>
+                <w:kern w:val="0"/>
+                <w:sz w:val="28"/>
+                <w:szCs w:val="28"/>
+                <w14:ligatures w14:val="none"/>
+              </w:rPr>
+            </w:pPr>
+          </w:p>
+        </w:tc>
+      </w:tr>
+      <w:tr>
+        <w:trPr>
+          <w:trHeight w:val="215"/>
+        </w:trPr>
+        <w:tc>
+          <w:tcPr>
+            <w:tcW w:w="1123" w:type="dxa"/>
+          </w:tcPr>
+          <w:p>
+            <w:pPr>
+              <w:rPr>
+                <w:rFonts w:ascii="Times New Roman" w:eastAsia="Times New Roman" w:hAnsi="Times New Roman" w:cs="Times New Roman"/>
+                <w:kern w:val="0"/>
+                <w:sz w:val="28"/>
+                <w:szCs w:val="28"/>
+                <w14:ligatures w14:val="none"/>
+              </w:rPr>
+            </w:pPr>
+          </w:p>
+        </w:tc>
+        <w:tc>
+          <w:tcPr>
+            <w:tcW w:w="2292" w:type="dxa"/>
+          </w:tcPr>
+          <w:p>
+            <w:pPr>
+              <w:rPr>
+                <w:rFonts w:ascii="Times New Roman" w:eastAsia="Times New Roman" w:hAnsi="Times New Roman" w:cs="Times New Roman"/>
+                <w:kern w:val="0"/>
+                <w:sz w:val="28"/>
+                <w:szCs w:val="28"/>
+                <w14:ligatures w14:val="none"/>
+              </w:rPr>
+            </w:pPr>
+          </w:p>
+        </w:tc>
+        <w:tc>
+          <w:tcPr>
+            <w:tcW w:w="4413" w:type="dxa"/>
+          </w:tcPr>
+          <w:p>
+            <w:pPr>
+              <w:rPr>
+                <w:rFonts w:ascii="Times New Roman" w:eastAsia="Times New Roman" w:hAnsi="Times New Roman" w:cs="Times New Roman"/>
+                <w:kern w:val="0"/>
+                <w:sz w:val="28"/>
+                <w:szCs w:val="28"/>
+                <w14:ligatures w14:val="none"/>
+              </w:rPr>
+            </w:pPr>
+          </w:p>
+        </w:tc>
+      </w:tr>
+    </w:tbl>
+    <w:tbl>
+      <w:tblPr>
+        <w:tblStyle w:val="PlainTable1"/>
+        <w:tblW w:w="9220" w:type="dxa"/>
+        <w:tblLook w:val="04A0" w:firstRow="1" w:lastRow="0" w:firstColumn="1" w:lastColumn="0" w:noHBand="0" w:noVBand="1"/>
+      </w:tblPr>
+      <w:tblGrid>
+        <w:gridCol w:w="4049"/>
+        <w:gridCol w:w="5171"/>
+      </w:tblGrid>
+      <w:tr>
+        <w:trPr>
+          <w:cnfStyle w:val="100000000000" w:firstRow="1" w:lastRow="0" w:firstColumn="0" w:lastColumn="0" w:oddVBand="0" w:evenVBand="0" w:oddHBand="0" w:evenHBand="0" w:firstRowFirstColumn="0" w:firstRowLastColumn="0" w:lastRowFirstColumn="0" w:lastRowLastColumn="0"/>
+          <w:trHeight w:val="616"/>
+        </w:trPr>
+        <w:tc>
+          <w:tcPr>
+            <w:cnfStyle w:val="001000000000" w:firstRow="0" w:lastRow="0" w:firstColumn="1" w:lastColumn="0" w:oddVBand="0" w:evenVBand="0" w:oddHBand="0" w:evenHBand="0" w:firstRowFirstColumn="0" w:firstRowLastColumn="0" w:lastRowFirstColumn="0" w:lastRowLastColumn="0"/>
+            <w:tcW w:w="0" w:type="auto"/>
+            <w:hideMark/>
+          </w:tcPr>
+          <w:p>
+            <w:pPr>
+              <w:jc w:val="center"/>
+              <w:rPr>
+                <w:rFonts w:ascii="Times New Roman" w:eastAsia="Times New Roman" w:hAnsi="Times New Roman" w:cs="Times New Roman"/>
+                <w:kern w:val="0"/>
+                <w14:ligatures w14:val="none"/>
+              </w:rPr>
+            </w:pPr>
+            <w:r>
+              <w:rPr>
+                <w:rFonts w:ascii="Times New Roman" w:eastAsia="Times New Roman" w:hAnsi="Times New Roman" w:cs="Times New Roman"/>
+                <w:kern w:val="0"/>
+                <w14:ligatures w14:val="none"/>
+              </w:rPr>
+              <w:t>Pattern</w:t>
+            </w:r>
+          </w:p>
+        </w:tc>
+        <w:tc>
+          <w:tcPr>
+            <w:tcW w:w="0" w:type="auto"/>
+            <w:hideMark/>
+          </w:tcPr>
+          <w:p>
+            <w:pPr>
+              <w:jc w:val="center"/>
+              <w:cnfStyle w:val="100000000000" w:firstRow="1" w:lastRow="0" w:firstColumn="0" w:lastColumn="0" w:oddVBand="0" w:evenVBand="0" w:oddHBand="0" w:evenHBand="0" w:firstRowFirstColumn="0" w:firstRowLastColumn="0" w:lastRowFirstColumn="0" w:lastRowLastColumn="0"/>
+              <w:rPr>
+                <w:rFonts w:ascii="Times New Roman" w:eastAsia="Times New Roman" w:hAnsi="Times New Roman" w:cs="Times New Roman"/>
+                <w:kern w:val="0"/>
+                <w14:ligatures w14:val="none"/>
+              </w:rPr>
+            </w:pPr>
+            <w:r>
+              <w:rPr>
+                <w:rFonts w:ascii="Times New Roman" w:eastAsia="Times New Roman" w:hAnsi="Times New Roman" w:cs="Times New Roman"/>
+                <w:kern w:val="0"/>
+                <w14:ligatures w14:val="none"/>
+              </w:rPr>
+              <w:t>Meaning</w:t>
+            </w:r>
+          </w:p>
+        </w:tc>
+      </w:tr>
+      <w:tr>
+        <w:trPr>
+          <w:cnfStyle w:val="000000100000" w:firstRow="0" w:lastRow="0" w:firstColumn="0" w:lastColumn="0" w:oddVBand="0" w:evenVBand="0" w:oddHBand="1" w:evenHBand="0" w:firstRowFirstColumn="0" w:firstRowLastColumn="0" w:lastRowFirstColumn="0" w:lastRowLastColumn="0"/>
+          <w:trHeight w:val="616"/>
+        </w:trPr>
+        <w:tc>
+          <w:tcPr>
+            <w:cnfStyle w:val="001000000000" w:firstRow="0" w:lastRow="0" w:firstColumn="1" w:lastColumn="0" w:oddVBand="0" w:evenVBand="0" w:oddHBand="0" w:evenHBand="0" w:firstRowFirstColumn="0" w:firstRowLastColumn="0" w:lastRowFirstColumn="0" w:lastRowLastColumn="0"/>
+            <w:tcW w:w="0" w:type="auto"/>
+            <w:hideMark/>
+          </w:tcPr>
+          <w:p>
+            <w:pPr>
+              <w:rPr>
+                <w:rFonts w:ascii="Times New Roman" w:eastAsia="Times New Roman" w:hAnsi="Times New Roman" w:cs="Times New Roman"/>
+                <w:kern w:val="0"/>
+                <w14:ligatures w14:val="none"/>
+              </w:rPr>
+            </w:pPr>
+            <w:r>
+              <w:rPr>
+                <w:rFonts w:ascii="Courier New" w:eastAsia="Times New Roman" w:hAnsi="Courier New" w:cs="Courier New"/>
+                <w:kern w:val="0"/>
+                <w:sz w:val="20"/>
+                <w:szCs w:val="20"/>
+                <w14:ligatures w14:val="none"/>
+              </w:rPr>
+              <w:t>[</w:t>
+            </w:r>
+            <w:proofErr w:type="spellStart"/>
+            <w:r>
+              <w:rPr>
+                <w:rFonts w:ascii="Courier New" w:eastAsia="Times New Roman" w:hAnsi="Courier New" w:cs="Courier New"/>
+                <w:kern w:val="0"/>
+                <w:sz w:val="20"/>
+                <w:szCs w:val="20"/>
+                <w14:ligatures w14:val="none"/>
+              </w:rPr>
+              <w:t>abc</w:t>
+            </w:r>
+            <w:proofErr w:type="spellEnd"/>
+            <w:r>
+              <w:rPr>
+                <w:rFonts w:ascii="Courier New" w:eastAsia="Times New Roman" w:hAnsi="Courier New" w:cs="Courier New"/>
+                <w:kern w:val="0"/>
+                <w:sz w:val="20"/>
+                <w:szCs w:val="20"/>
+                <w14:ligatures w14:val="none"/>
+              </w:rPr>
+              <w:t>]</w:t>
+            </w:r>
+          </w:p>
+        </w:tc>
+        <w:tc>
+          <w:tcPr>
+            <w:tcW w:w="0" w:type="auto"/>
+            <w:hideMark/>
+          </w:tcPr>
+          <w:p>
+            <w:pPr>
+              <w:cnfStyle w:val="000000100000" w:firstRow="0" w:lastRow="0" w:firstColumn="0" w:lastColumn="0" w:oddVBand="0" w:evenVBand="0" w:oddHBand="1" w:evenHBand="0" w:firstRowFirstColumn="0" w:firstRowLastColumn="0" w:lastRowFirstColumn="0" w:lastRowLastColumn="0"/>
+              <w:rPr>
+                <w:rFonts w:ascii="Times New Roman" w:eastAsia="Times New Roman" w:hAnsi="Times New Roman" w:cs="Times New Roman"/>
+                <w:kern w:val="0"/>
+                <w14:ligatures w14:val="none"/>
+              </w:rPr>
+            </w:pPr>
+            <w:r>
+              <w:rPr>
+                <w:rFonts w:ascii="Times New Roman" w:eastAsia="Times New Roman" w:hAnsi="Times New Roman" w:cs="Times New Roman"/>
+                <w:kern w:val="0"/>
+                <w14:ligatures w14:val="none"/>
+              </w:rPr>
+              <w:t>a or b or c</w:t>
+            </w:r>
+          </w:p>
+        </w:tc>
+      </w:tr>
+      <w:tr>
+        <w:trPr>
+          <w:trHeight w:val="616"/>
+        </w:trPr>
+        <w:tc>
+          <w:tcPr>
+            <w:cnfStyle w:val="001000000000" w:firstRow="0" w:lastRow="0" w:firstColumn="1" w:lastColumn="0" w:oddVBand="0" w:evenVBand="0" w:oddHBand="0" w:evenHBand="0" w:firstRowFirstColumn="0" w:firstRowLastColumn="0" w:lastRowFirstColumn="0" w:lastRowLastColumn="0"/>
+            <w:tcW w:w="0" w:type="auto"/>
+            <w:hideMark/>
+          </w:tcPr>
+          <w:p>
+            <w:pPr>
+              <w:rPr>
+                <w:rFonts w:ascii="Times New Roman" w:eastAsia="Times New Roman" w:hAnsi="Times New Roman" w:cs="Times New Roman"/>
+                <w:kern w:val="0"/>
+                <w14:ligatures w14:val="none"/>
+              </w:rPr>
+            </w:pPr>
+            <w:r>
+              <w:rPr>
+                <w:rFonts w:ascii="Courier New" w:eastAsia="Times New Roman" w:hAnsi="Courier New" w:cs="Courier New"/>
+                <w:kern w:val="0"/>
+                <w:sz w:val="20"/>
+                <w:szCs w:val="20"/>
+                <w14:ligatures w14:val="none"/>
+              </w:rPr>
+              <w:t>[a-z]</w:t>
+            </w:r>
+          </w:p>
+        </w:tc>
+        <w:tc>
+          <w:tcPr>
+            <w:tcW w:w="0" w:type="auto"/>
+            <w:hideMark/>
+          </w:tcPr>
+          <w:p>
+            <w:pPr>
+              <w:cnfStyle w:val="000000000000" w:firstRow="0" w:lastRow="0" w:firstColumn="0" w:lastColumn="0" w:oddVBand="0" w:evenVBand="0" w:oddHBand="0" w:evenHBand="0" w:firstRowFirstColumn="0" w:firstRowLastColumn="0" w:lastRowFirstColumn="0" w:lastRowLastColumn="0"/>
+              <w:rPr>
+                <w:rFonts w:ascii="Times New Roman" w:eastAsia="Times New Roman" w:hAnsi="Times New Roman" w:cs="Times New Roman"/>
+                <w:kern w:val="0"/>
+                <w14:ligatures w14:val="none"/>
+              </w:rPr>
+            </w:pPr>
+            <w:r>
+              <w:rPr>
+                <w:rFonts w:ascii="Times New Roman" w:eastAsia="Times New Roman" w:hAnsi="Times New Roman" w:cs="Times New Roman"/>
+                <w:kern w:val="0"/>
+                <w14:ligatures w14:val="none"/>
+              </w:rPr>
+              <w:t>small letters</w:t>
+            </w:r>
+          </w:p>
+        </w:tc>
+      </w:tr>
+      <w:tr>
+        <w:trPr>
+          <w:cnfStyle w:val="000000100000" w:firstRow="0" w:lastRow="0" w:firstColumn="0" w:lastColumn="0" w:oddVBand="0" w:evenVBand="0" w:oddHBand="1" w:evenHBand="0" w:firstRowFirstColumn="0" w:firstRowLastColumn="0" w:lastRowFirstColumn="0" w:lastRowLastColumn="0"/>
+          <w:trHeight w:val="616"/>
+        </w:trPr>
+        <w:tc>
+          <w:tcPr>
+            <w:cnfStyle w:val="001000000000" w:firstRow="0" w:lastRow="0" w:firstColumn="1" w:lastColumn="0" w:oddVBand="0" w:evenVBand="0" w:oddHBand="0" w:evenHBand="0" w:firstRowFirstColumn="0" w:firstRowLastColumn="0" w:lastRowFirstColumn="0" w:lastRowLastColumn="0"/>
+            <w:tcW w:w="0" w:type="auto"/>
+            <w:hideMark/>
+          </w:tcPr>
+          <w:p>
+            <w:pPr>
+              <w:rPr>
+                <w:rFonts w:ascii="Times New Roman" w:eastAsia="Times New Roman" w:hAnsi="Times New Roman" w:cs="Times New Roman"/>
+                <w:kern w:val="0"/>
+                <w14:ligatures w14:val="none"/>
+              </w:rPr>
+            </w:pPr>
+            <w:r>
+              <w:rPr>
+                <w:rFonts w:ascii="Courier New" w:eastAsia="Times New Roman" w:hAnsi="Courier New" w:cs="Courier New"/>
+                <w:kern w:val="0"/>
+                <w:sz w:val="20"/>
+                <w:szCs w:val="20"/>
+                <w14:ligatures w14:val="none"/>
+              </w:rPr>
+              <w:t>[A-Z]</w:t>
+            </w:r>
+          </w:p>
+        </w:tc>
+        <w:tc>
+          <w:tcPr>
+            <w:tcW w:w="0" w:type="auto"/>
+            <w:hideMark/>
+          </w:tcPr>
+          <w:p>
+            <w:pPr>
+              <w:cnfStyle w:val="000000100000" w:firstRow="0" w:lastRow="0" w:firstColumn="0" w:lastColumn="0" w:oddVBand="0" w:evenVBand="0" w:oddHBand="1" w:evenHBand="0" w:firstRowFirstColumn="0" w:firstRowLastColumn="0" w:lastRowFirstColumn="0" w:lastRowLastColumn="0"/>
+              <w:rPr>
+                <w:rFonts w:ascii="Times New Roman" w:eastAsia="Times New Roman" w:hAnsi="Times New Roman" w:cs="Times New Roman"/>
+                <w:kern w:val="0"/>
+                <w14:ligatures w14:val="none"/>
+              </w:rPr>
+            </w:pPr>
+            <w:r>
+              <w:rPr>
+                <w:rFonts w:ascii="Times New Roman" w:eastAsia="Times New Roman" w:hAnsi="Times New Roman" w:cs="Times New Roman"/>
+                <w:kern w:val="0"/>
+                <w14:ligatures w14:val="none"/>
+              </w:rPr>
+              <w:t>capital letters</w:t>
+            </w:r>
+          </w:p>
+        </w:tc>
+      </w:tr>
+      <w:tr>
+        <w:trPr>
+          <w:trHeight w:val="616"/>
+        </w:trPr>
+        <w:tc>
+          <w:tcPr>
+            <w:cnfStyle w:val="001000000000" w:firstRow="0" w:lastRow="0" w:firstColumn="1" w:lastColumn="0" w:oddVBand="0" w:evenVBand="0" w:oddHBand="0" w:evenHBand="0" w:firstRowFirstColumn="0" w:firstRowLastColumn="0" w:lastRowFirstColumn="0" w:lastRowLastColumn="0"/>
+            <w:tcW w:w="0" w:type="auto"/>
+            <w:hideMark/>
+          </w:tcPr>
+          <w:p>
+            <w:pPr>
+              <w:rPr>
+                <w:rFonts w:ascii="Times New Roman" w:eastAsia="Times New Roman" w:hAnsi="Times New Roman" w:cs="Times New Roman"/>
+                <w:kern w:val="0"/>
+                <w14:ligatures w14:val="none"/>
+              </w:rPr>
+            </w:pPr>
+            <w:r>
+              <w:rPr>
+                <w:rFonts w:ascii="Courier New" w:eastAsia="Times New Roman" w:hAnsi="Courier New" w:cs="Courier New"/>
+                <w:kern w:val="0"/>
+                <w:sz w:val="20"/>
+                <w:szCs w:val="20"/>
+                <w14:ligatures w14:val="none"/>
+              </w:rPr>
+              <w:t>[0-9]</w:t>
+            </w:r>
+          </w:p>
+        </w:tc>
+        <w:tc>
+          <w:tcPr>
+            <w:tcW w:w="0" w:type="auto"/>
+            <w:hideMark/>
+          </w:tcPr>
+          <w:p>
+            <w:pPr>
+              <w:cnfStyle w:val="000000000000" w:firstRow="0" w:lastRow="0" w:firstColumn="0" w:lastColumn="0" w:oddVBand="0" w:evenVBand="0" w:oddHBand="0" w:evenHBand="0" w:firstRowFirstColumn="0" w:firstRowLastColumn="0" w:lastRowFirstColumn="0" w:lastRowLastColumn="0"/>
+              <w:rPr>
+                <w:rFonts w:ascii="Times New Roman" w:eastAsia="Times New Roman" w:hAnsi="Times New Roman" w:cs="Times New Roman"/>
+                <w:kern w:val="0"/>
+                <w14:ligatures w14:val="none"/>
+              </w:rPr>
+            </w:pPr>
+            <w:r>
+              <w:rPr>
+                <w:rFonts w:ascii="Times New Roman" w:eastAsia="Times New Roman" w:hAnsi="Times New Roman" w:cs="Times New Roman"/>
+                <w:kern w:val="0"/>
+                <w14:ligatures w14:val="none"/>
+              </w:rPr>
+              <w:t>digits</w:t>
+            </w:r>
+          </w:p>
+        </w:tc>
+      </w:tr>
+      <w:tr>
+        <w:trPr>
+          <w:cnfStyle w:val="000000100000" w:firstRow="0" w:lastRow="0" w:firstColumn="0" w:lastColumn="0" w:oddVBand="0" w:evenVBand="0" w:oddHBand="1" w:evenHBand="0" w:firstRowFirstColumn="0" w:firstRowLastColumn="0" w:lastRowFirstColumn="0" w:lastRowLastColumn="0"/>
+          <w:trHeight w:val="616"/>
+        </w:trPr>
+        <w:tc>
+          <w:tcPr>
+            <w:cnfStyle w:val="001000000000" w:firstRow="0" w:lastRow="0" w:firstColumn="1" w:lastColumn="0" w:oddVBand="0" w:evenVBand="0" w:oddHBand="0" w:evenHBand="0" w:firstRowFirstColumn="0" w:firstRowLastColumn="0" w:lastRowFirstColumn="0" w:lastRowLastColumn="0"/>
+            <w:tcW w:w="0" w:type="auto"/>
+            <w:hideMark/>
+          </w:tcPr>
+          <w:p>
+            <w:pPr>
+              <w:rPr>
+                <w:rFonts w:ascii="Times New Roman" w:eastAsia="Times New Roman" w:hAnsi="Times New Roman" w:cs="Times New Roman"/>
+                <w:kern w:val="0"/>
+                <w14:ligatures w14:val="none"/>
+              </w:rPr>
+            </w:pPr>
+            <w:r>
+              <w:rPr>
+                <w:rFonts w:ascii="Courier New" w:eastAsia="Times New Roman" w:hAnsi="Courier New" w:cs="Courier New"/>
+                <w:kern w:val="0"/>
+                <w:sz w:val="20"/>
+                <w:szCs w:val="20"/>
+                <w14:ligatures w14:val="none"/>
+              </w:rPr>
+              <w:t>[A-Za-z]</w:t>
+            </w:r>
+          </w:p>
+        </w:tc>
+        <w:tc>
+          <w:tcPr>
+            <w:tcW w:w="0" w:type="auto"/>
+            <w:hideMark/>
+          </w:tcPr>
+          <w:p>
+            <w:pPr>
+              <w:cnfStyle w:val="000000100000" w:firstRow="0" w:lastRow="0" w:firstColumn="0" w:lastColumn="0" w:oddVBand="0" w:evenVBand="0" w:oddHBand="1" w:evenHBand="0" w:firstRowFirstColumn="0" w:firstRowLastColumn="0" w:lastRowFirstColumn="0" w:lastRowLastColumn="0"/>
+              <w:rPr>
+                <w:rFonts w:ascii="Times New Roman" w:eastAsia="Times New Roman" w:hAnsi="Times New Roman" w:cs="Times New Roman"/>
+                <w:kern w:val="0"/>
+                <w14:ligatures w14:val="none"/>
+              </w:rPr>
+            </w:pPr>
+            <w:r>
+              <w:rPr>
+                <w:rFonts w:ascii="Times New Roman" w:eastAsia="Times New Roman" w:hAnsi="Times New Roman" w:cs="Times New Roman"/>
+                <w:kern w:val="0"/>
+                <w14:ligatures w14:val="none"/>
+              </w:rPr>
+              <w:t>all letters</w:t>
+            </w:r>
+          </w:p>
+        </w:tc>
+      </w:tr>
+      <w:tr>
+        <w:trPr>
+          <w:trHeight w:val="616"/>
+        </w:trPr>
+        <w:tc>
+          <w:tcPr>
+            <w:cnfStyle w:val="001000000000" w:firstRow="0" w:lastRow="0" w:firstColumn="1" w:lastColumn="0" w:oddVBand="0" w:evenVBand="0" w:oddHBand="0" w:evenHBand="0" w:firstRowFirstColumn="0" w:firstRowLastColumn="0" w:lastRowFirstColumn="0" w:lastRowLastColumn="0"/>
+            <w:tcW w:w="0" w:type="auto"/>
+            <w:hideMark/>
+          </w:tcPr>
+          <w:p>
+            <w:pPr>
+              <w:rPr>
+                <w:rFonts w:ascii="Times New Roman" w:eastAsia="Times New Roman" w:hAnsi="Times New Roman" w:cs="Times New Roman"/>
+                <w:kern w:val="0"/>
+                <w14:ligatures w14:val="none"/>
+              </w:rPr>
+            </w:pPr>
+            <w:r>
+              <w:rPr>
+                <w:rFonts w:ascii="Courier New" w:eastAsia="Times New Roman" w:hAnsi="Courier New" w:cs="Courier New"/>
+                <w:kern w:val="0"/>
+                <w:sz w:val="20"/>
+                <w:szCs w:val="20"/>
+                <w14:ligatures w14:val="none"/>
+              </w:rPr>
+              <w:t>[^</w:t>
+            </w:r>
+            <w:proofErr w:type="spellStart"/>
+            <w:r>
+              <w:rPr>
+                <w:rFonts w:ascii="Courier New" w:eastAsia="Times New Roman" w:hAnsi="Courier New" w:cs="Courier New"/>
+                <w:kern w:val="0"/>
+                <w:sz w:val="20"/>
+                <w:szCs w:val="20"/>
+                <w14:ligatures w14:val="none"/>
+              </w:rPr>
+              <w:t>abc</w:t>
+            </w:r>
+            <w:proofErr w:type="spellEnd"/>
+            <w:r>
+              <w:rPr>
+                <w:rFonts w:ascii="Courier New" w:eastAsia="Times New Roman" w:hAnsi="Courier New" w:cs="Courier New"/>
+                <w:kern w:val="0"/>
+                <w:sz w:val="20"/>
+                <w:szCs w:val="20"/>
+                <w14:ligatures w14:val="none"/>
+              </w:rPr>
+              <w:t>]</w:t>
+            </w:r>
+          </w:p>
+        </w:tc>
+        <w:tc>
+          <w:tcPr>
+            <w:tcW w:w="0" w:type="auto"/>
+            <w:hideMark/>
+          </w:tcPr>
+          <w:p>
+            <w:pPr>
+              <w:cnfStyle w:val="000000000000" w:firstRow="0" w:lastRow="0" w:firstColumn="0" w:lastColumn="0" w:oddVBand="0" w:evenVBand="0" w:oddHBand="0" w:evenHBand="0" w:firstRowFirstColumn="0" w:firstRowLastColumn="0" w:lastRowFirstColumn="0" w:lastRowLastColumn="0"/>
+              <w:rPr>
+                <w:rFonts w:ascii="Times New Roman" w:eastAsia="Times New Roman" w:hAnsi="Times New Roman" w:cs="Times New Roman"/>
+                <w:kern w:val="0"/>
+                <w14:ligatures w14:val="none"/>
+              </w:rPr>
+            </w:pPr>
+            <w:r>
+              <w:rPr>
+                <w:rFonts w:ascii="Times New Roman" w:eastAsia="Times New Roman" w:hAnsi="Times New Roman" w:cs="Times New Roman"/>
+                <w:kern w:val="0"/>
+                <w14:ligatures w14:val="none"/>
+              </w:rPr>
+              <w:t xml:space="preserve">except </w:t>
+            </w:r>
+            <w:proofErr w:type="spellStart"/>
+            <w:r>
+              <w:rPr>
+                <w:rFonts w:ascii="Times New Roman" w:eastAsia="Times New Roman" w:hAnsi="Times New Roman" w:cs="Times New Roman"/>
+                <w:kern w:val="0"/>
+                <w14:ligatures w14:val="none"/>
+              </w:rPr>
+              <w:t>a,b,c</w:t>
+            </w:r>
+            <w:proofErr w:type="spellEnd"/>
+          </w:p>
+        </w:tc>
+      </w:tr>
+    </w:tbl>
     <w:p>
       <w:pPr>
         <w:ind w:left="1440" w:hanging="1620"/>
@@ -1585,6 +4212,149 @@
       <w:spacing w:val="5"/>
     </w:rPr>
   </w:style>
+  <w:style w:type="table" w:styleId="TableGrid">
+    <w:name w:val="Table Grid"/>
+    <w:basedOn w:val="TableNormal"/>
+    <w:uiPriority w:val="39"/>
+    <w:rsid w:val="0071449C"/>
+    <w:pPr>
+      <w:spacing w:after="0" w:line="240" w:lineRule="auto"/>
+    </w:pPr>
+    <w:tblPr>
+      <w:tblBorders>
+        <w:top w:val="single" w:sz="4" w:space="0" w:color="auto"/>
+        <w:left w:val="single" w:sz="4" w:space="0" w:color="auto"/>
+        <w:bottom w:val="single" w:sz="4" w:space="0" w:color="auto"/>
+        <w:right w:val="single" w:sz="4" w:space="0" w:color="auto"/>
+        <w:insideH w:val="single" w:sz="4" w:space="0" w:color="auto"/>
+        <w:insideV w:val="single" w:sz="4" w:space="0" w:color="auto"/>
+      </w:tblBorders>
+    </w:tblPr>
+  </w:style>
+  <w:style w:type="character" w:styleId="HTMLCode">
+    <w:name w:val="HTML Code"/>
+    <w:basedOn w:val="DefaultParagraphFont"/>
+    <w:uiPriority w:val="99"/>
+    <w:semiHidden/>
+    <w:unhideWhenUsed/>
+    <w:rsid w:val="00013387"/>
+    <w:rPr>
+      <w:rFonts w:ascii="Courier New" w:eastAsia="Times New Roman" w:hAnsi="Courier New" w:cs="Courier New"/>
+      <w:sz w:val="20"/>
+      <w:szCs w:val="20"/>
+    </w:rPr>
+  </w:style>
+  <w:style w:type="table" w:customStyle="1" w:styleId="Calendar2">
+    <w:name w:val="Calendar 2"/>
+    <w:basedOn w:val="TableNormal"/>
+    <w:uiPriority w:val="99"/>
+    <w:qFormat/>
+    <w:rsid w:val="00013387"/>
+    <w:pPr>
+      <w:spacing w:after="0" w:line="240" w:lineRule="auto"/>
+      <w:jc w:val="center"/>
+    </w:pPr>
+    <w:rPr>
+      <w:rFonts w:eastAsiaTheme="minorEastAsia"/>
+      <w:kern w:val="0"/>
+      <w:sz w:val="28"/>
+      <w:szCs w:val="28"/>
+      <w14:ligatures w14:val="none"/>
+    </w:rPr>
+    <w:tblPr>
+      <w:tblBorders>
+        <w:insideV w:val="single" w:sz="4" w:space="0" w:color="8EAADB" w:themeColor="accent1" w:themeTint="99"/>
+      </w:tblBorders>
+    </w:tblPr>
+    <w:tblStylePr w:type="firstRow">
+      <w:rPr>
+        <w:rFonts w:asciiTheme="majorHAnsi" w:hAnsiTheme="majorHAnsi"/>
+        <w:b w:val="0"/>
+        <w:i w:val="0"/>
+        <w:caps/>
+        <w:smallCaps w:val="0"/>
+        <w:color w:val="4472C4" w:themeColor="accent1"/>
+        <w:spacing w:val="20"/>
+        <w:sz w:val="32"/>
+      </w:rPr>
+      <w:tblPr/>
+      <w:tcPr>
+        <w:tcBorders>
+          <w:top w:val="nil"/>
+          <w:left w:val="nil"/>
+          <w:bottom w:val="nil"/>
+          <w:right w:val="nil"/>
+          <w:insideH w:val="nil"/>
+          <w:insideV w:val="nil"/>
+          <w:tl2br w:val="nil"/>
+          <w:tr2bl w:val="nil"/>
+        </w:tcBorders>
+      </w:tcPr>
+    </w:tblStylePr>
+  </w:style>
+  <w:style w:type="table" w:styleId="PlainTable1">
+    <w:name w:val="Plain Table 1"/>
+    <w:basedOn w:val="TableNormal"/>
+    <w:uiPriority w:val="41"/>
+    <w:rsid w:val="00013387"/>
+    <w:pPr>
+      <w:spacing w:after="0" w:line="240" w:lineRule="auto"/>
+    </w:pPr>
+    <w:tblPr>
+      <w:tblStyleRowBandSize w:val="1"/>
+      <w:tblStyleColBandSize w:val="1"/>
+      <w:tblBorders>
+        <w:top w:val="single" w:sz="4" w:space="0" w:color="BFBFBF" w:themeColor="background1" w:themeShade="BF"/>
+        <w:left w:val="single" w:sz="4" w:space="0" w:color="BFBFBF" w:themeColor="background1" w:themeShade="BF"/>
+        <w:bottom w:val="single" w:sz="4" w:space="0" w:color="BFBFBF" w:themeColor="background1" w:themeShade="BF"/>
+        <w:right w:val="single" w:sz="4" w:space="0" w:color="BFBFBF" w:themeColor="background1" w:themeShade="BF"/>
+        <w:insideH w:val="single" w:sz="4" w:space="0" w:color="BFBFBF" w:themeColor="background1" w:themeShade="BF"/>
+        <w:insideV w:val="single" w:sz="4" w:space="0" w:color="BFBFBF" w:themeColor="background1" w:themeShade="BF"/>
+      </w:tblBorders>
+    </w:tblPr>
+    <w:tblStylePr w:type="firstRow">
+      <w:rPr>
+        <w:b/>
+        <w:bCs/>
+      </w:rPr>
+    </w:tblStylePr>
+    <w:tblStylePr w:type="lastRow">
+      <w:rPr>
+        <w:b/>
+        <w:bCs/>
+      </w:rPr>
+      <w:tblPr/>
+      <w:tcPr>
+        <w:tcBorders>
+          <w:top w:val="double" w:sz="4" w:space="0" w:color="BFBFBF" w:themeColor="background1" w:themeShade="BF"/>
+        </w:tcBorders>
+      </w:tcPr>
+    </w:tblStylePr>
+    <w:tblStylePr w:type="firstCol">
+      <w:rPr>
+        <w:b/>
+        <w:bCs/>
+      </w:rPr>
+    </w:tblStylePr>
+    <w:tblStylePr w:type="lastCol">
+      <w:rPr>
+        <w:b/>
+        <w:bCs/>
+      </w:rPr>
+    </w:tblStylePr>
+    <w:tblStylePr w:type="band1Vert">
+      <w:tblPr/>
+      <w:tcPr>
+        <w:shd w:val="clear" w:color="auto" w:fill="F2F2F2" w:themeFill="background1" w:themeFillShade="F2"/>
+      </w:tcPr>
+    </w:tblStylePr>
+    <w:tblStylePr w:type="band1Horz">
+      <w:tblPr/>
+      <w:tcPr>
+        <w:shd w:val="clear" w:color="auto" w:fill="F2F2F2" w:themeFill="background1" w:themeFillShade="F2"/>
+      </w:tcPr>
+    </w:tblStylePr>
+  </w:style>
 </w:styles>
 </file>
 
